--- a/Penjelasan Kode_18224032_Claudia Melati Krid.docx
+++ b/Penjelasan Kode_18224032_Claudia Melati Krid.docx
@@ -26,18 +26,20 @@
         <w:rPr>
           <w:b/>
           <w:bCs/>
-          <w:color w:val="215E99" w:themeColor="text2" w:themeTint="BF"/>
+          <w:color w:val="0E2841" w:themeColor="text2"/>
           <w:sz w:val="32"/>
           <w:szCs w:val="32"/>
+          <w:u w:val="single"/>
         </w:rPr>
       </w:pPr>
       <w:r>
         <w:rPr>
           <w:b/>
           <w:bCs/>
-          <w:color w:val="215E99" w:themeColor="text2" w:themeTint="BF"/>
+          <w:color w:val="0E2841" w:themeColor="text2"/>
           <w:sz w:val="32"/>
           <w:szCs w:val="32"/>
+          <w:u w:val="single"/>
         </w:rPr>
         <w:t>Teknik Watermarking</w:t>
       </w:r>
@@ -405,24 +407,32 @@
       </w:r>
     </w:p>
     <w:p/>
-    <w:p/>
+    <w:p>
+      <w:pPr>
+        <w:rPr>
+          <w:color w:val="0E2841" w:themeColor="text2"/>
+        </w:rPr>
+      </w:pPr>
+    </w:p>
     <w:p>
       <w:pPr>
         <w:rPr>
           <w:b/>
           <w:bCs/>
-          <w:color w:val="215E99" w:themeColor="text2" w:themeTint="BF"/>
+          <w:color w:val="0E2841" w:themeColor="text2"/>
           <w:sz w:val="32"/>
           <w:szCs w:val="32"/>
+          <w:u w:val="single"/>
         </w:rPr>
       </w:pPr>
       <w:r>
         <w:rPr>
           <w:b/>
           <w:bCs/>
-          <w:color w:val="215E99" w:themeColor="text2" w:themeTint="BF"/>
+          <w:color w:val="0E2841" w:themeColor="text2"/>
           <w:sz w:val="32"/>
           <w:szCs w:val="32"/>
+          <w:u w:val="single"/>
         </w:rPr>
         <w:t>Langkah-Langkah Kode</w:t>
       </w:r>
@@ -457,6 +467,7 @@
         <w:rPr>
           <w:b/>
           <w:bCs/>
+          <w:noProof/>
         </w:rPr>
         <w:drawing>
           <wp:inline distT="0" distB="0" distL="0" distR="0" wp14:anchorId="0377BF18" wp14:editId="50424962">
@@ -794,6 +805,9 @@
     </w:p>
     <w:p>
       <w:r>
+        <w:rPr>
+          <w:noProof/>
+        </w:rPr>
         <w:drawing>
           <wp:inline distT="0" distB="0" distL="0" distR="0" wp14:anchorId="04119B83" wp14:editId="028EF305">
             <wp:extent cx="2806700" cy="1139492"/>
@@ -975,6 +989,9 @@
     <w:p/>
     <w:p>
       <w:r>
+        <w:rPr>
+          <w:noProof/>
+        </w:rPr>
         <w:drawing>
           <wp:inline distT="0" distB="0" distL="0" distR="0" wp14:anchorId="62572A02" wp14:editId="108BF530">
             <wp:extent cx="3558012" cy="712565"/>
@@ -1105,6 +1122,9 @@
     </w:p>
     <w:p>
       <w:r>
+        <w:rPr>
+          <w:noProof/>
+        </w:rPr>
         <w:drawing>
           <wp:inline distT="0" distB="0" distL="0" distR="0" wp14:anchorId="4ACB8C29" wp14:editId="27E7084D">
             <wp:extent cx="5731510" cy="226060"/>
@@ -1265,10 +1285,7 @@
       </w:r>
       <w:proofErr w:type="spellStart"/>
       <w:r>
-        <w:t>k</w:t>
-      </w:r>
-      <w:r>
-        <w:t>oefisien</w:t>
+        <w:t>koefisien</w:t>
       </w:r>
       <w:proofErr w:type="spellEnd"/>
       <w:r>
@@ -1361,6 +1378,9 @@
     </w:p>
     <w:p>
       <w:r>
+        <w:rPr>
+          <w:noProof/>
+        </w:rPr>
         <w:drawing>
           <wp:inline distT="0" distB="0" distL="0" distR="0" wp14:anchorId="4CD2969E" wp14:editId="3ED07E56">
             <wp:extent cx="4165205" cy="1254642"/>
@@ -1448,11 +1468,11 @@
       </w:r>
       <w:proofErr w:type="spellEnd"/>
       <w:r>
-        <w:t xml:space="preserve"> di</w:t>
-      </w:r>
-      <w:proofErr w:type="spellStart"/>
-      <w:r>
-        <w:t>sisipkan</w:t>
+        <w:t xml:space="preserve"> </w:t>
+      </w:r>
+      <w:proofErr w:type="spellStart"/>
+      <w:r>
+        <w:t>disisipkan</w:t>
       </w:r>
       <w:proofErr w:type="spellEnd"/>
       <w:r>
@@ -1543,6 +1563,9 @@
     </w:p>
     <w:p>
       <w:r>
+        <w:rPr>
+          <w:noProof/>
+        </w:rPr>
         <w:drawing>
           <wp:inline distT="0" distB="0" distL="0" distR="0" wp14:anchorId="600573CA" wp14:editId="32B9D2E2">
             <wp:extent cx="4202768" cy="3434316"/>
@@ -1829,6 +1852,9 @@
     </w:p>
     <w:p>
       <w:r>
+        <w:rPr>
+          <w:noProof/>
+        </w:rPr>
         <w:drawing>
           <wp:inline distT="0" distB="0" distL="0" distR="0" wp14:anchorId="594257D3" wp14:editId="61301B6F">
             <wp:extent cx="4362674" cy="1778091"/>
@@ -2083,140 +2109,141 @@
         <w:rPr>
           <w:b/>
           <w:bCs/>
+          <w:color w:val="0E2841" w:themeColor="text2"/>
+          <w:sz w:val="32"/>
+          <w:szCs w:val="32"/>
+          <w:u w:val="single"/>
+        </w:rPr>
+      </w:pPr>
+      <w:proofErr w:type="spellStart"/>
+      <w:r>
+        <w:rPr>
+          <w:b/>
+          <w:bCs/>
+          <w:color w:val="0E2841" w:themeColor="text2"/>
+          <w:sz w:val="32"/>
+          <w:szCs w:val="32"/>
+          <w:u w:val="single"/>
+        </w:rPr>
+        <w:t>Evaluasi</w:t>
+      </w:r>
+      <w:proofErr w:type="spellEnd"/>
+      <w:r>
+        <w:rPr>
+          <w:b/>
+          <w:bCs/>
+          <w:color w:val="0E2841" w:themeColor="text2"/>
+          <w:sz w:val="32"/>
+          <w:szCs w:val="32"/>
+          <w:u w:val="single"/>
+        </w:rPr>
+        <w:t xml:space="preserve"> Kinerja Watermark</w:t>
+      </w:r>
+    </w:p>
+    <w:p>
+      <w:pPr>
+        <w:tabs>
+          <w:tab w:val="left" w:pos="4019"/>
+        </w:tabs>
+      </w:pPr>
+      <w:r>
+        <w:t xml:space="preserve">Saya </w:t>
+      </w:r>
+      <w:proofErr w:type="spellStart"/>
+      <w:r>
+        <w:t>mengubah</w:t>
+      </w:r>
+      <w:proofErr w:type="spellEnd"/>
+      <w:r>
+        <w:t xml:space="preserve"> Quality Factor (QF) </w:t>
+      </w:r>
+      <w:proofErr w:type="spellStart"/>
+      <w:r>
+        <w:t>menjadi</w:t>
+      </w:r>
+      <w:proofErr w:type="spellEnd"/>
+      <w:r>
+        <w:t xml:space="preserve"> </w:t>
+      </w:r>
+      <w:proofErr w:type="spellStart"/>
+      <w:r>
+        <w:t>beberapa</w:t>
+      </w:r>
+      <w:proofErr w:type="spellEnd"/>
+      <w:r>
+        <w:t xml:space="preserve"> </w:t>
+      </w:r>
+      <w:proofErr w:type="spellStart"/>
+      <w:r>
+        <w:t>nilai</w:t>
+      </w:r>
+      <w:proofErr w:type="spellEnd"/>
+      <w:r>
+        <w:t xml:space="preserve"> </w:t>
+      </w:r>
+      <w:proofErr w:type="spellStart"/>
+      <w:r>
+        <w:t>dari</w:t>
+      </w:r>
+      <w:proofErr w:type="spellEnd"/>
+      <w:r>
+        <w:t xml:space="preserve"> </w:t>
+      </w:r>
+      <w:proofErr w:type="spellStart"/>
+      <w:r>
+        <w:t>rentang</w:t>
+      </w:r>
+      <w:proofErr w:type="spellEnd"/>
+      <w:r>
+        <w:t xml:space="preserve"> QF=10 </w:t>
+      </w:r>
+      <w:proofErr w:type="spellStart"/>
+      <w:r>
+        <w:t>hingga</w:t>
+      </w:r>
+      <w:proofErr w:type="spellEnd"/>
+      <w:r>
+        <w:t xml:space="preserve"> QF=100 </w:t>
+      </w:r>
+      <w:proofErr w:type="spellStart"/>
+      <w:r>
+        <w:t>dengan</w:t>
+      </w:r>
+      <w:proofErr w:type="spellEnd"/>
+      <w:r>
+        <w:t xml:space="preserve"> interval 5 dan </w:t>
+      </w:r>
+      <w:proofErr w:type="spellStart"/>
+      <w:r>
+        <w:t>menghasilkan</w:t>
+      </w:r>
+      <w:proofErr w:type="spellEnd"/>
+      <w:r>
+        <w:t xml:space="preserve"> output </w:t>
+      </w:r>
+      <w:proofErr w:type="spellStart"/>
+      <w:r>
+        <w:t>berikut</w:t>
+      </w:r>
+      <w:proofErr w:type="spellEnd"/>
+      <w:r>
+        <w:t>.</w:t>
+      </w:r>
+    </w:p>
+    <w:p>
+      <w:pPr>
+        <w:tabs>
+          <w:tab w:val="left" w:pos="4019"/>
+        </w:tabs>
+        <w:rPr>
           <w:color w:val="215E99" w:themeColor="text2" w:themeTint="BF"/>
           <w:sz w:val="32"/>
           <w:szCs w:val="32"/>
         </w:rPr>
       </w:pPr>
-      <w:proofErr w:type="spellStart"/>
-      <w:r>
-        <w:rPr>
-          <w:b/>
-          <w:bCs/>
-          <w:color w:val="215E99" w:themeColor="text2" w:themeTint="BF"/>
-          <w:sz w:val="32"/>
-          <w:szCs w:val="32"/>
-        </w:rPr>
-        <w:t>Evaluasi</w:t>
-      </w:r>
-      <w:proofErr w:type="spellEnd"/>
-      <w:r>
-        <w:rPr>
-          <w:b/>
-          <w:bCs/>
-          <w:color w:val="215E99" w:themeColor="text2" w:themeTint="BF"/>
-          <w:sz w:val="32"/>
-          <w:szCs w:val="32"/>
-        </w:rPr>
-        <w:t xml:space="preserve"> Kinerja Watermark</w:t>
-      </w:r>
-    </w:p>
-    <w:p>
-      <w:pPr>
-        <w:tabs>
-          <w:tab w:val="left" w:pos="4019"/>
-        </w:tabs>
-      </w:pPr>
-      <w:r>
-        <w:t xml:space="preserve">Saya </w:t>
-      </w:r>
-      <w:proofErr w:type="spellStart"/>
-      <w:r>
-        <w:t>mengubah</w:t>
-      </w:r>
-      <w:proofErr w:type="spellEnd"/>
-      <w:r>
-        <w:t xml:space="preserve"> </w:t>
-      </w:r>
-      <w:r>
-        <w:t xml:space="preserve">Quality Factor (QF) </w:t>
-      </w:r>
-      <w:proofErr w:type="spellStart"/>
-      <w:r>
-        <w:t>menjadi</w:t>
-      </w:r>
-      <w:proofErr w:type="spellEnd"/>
-      <w:r>
-        <w:t xml:space="preserve"> </w:t>
-      </w:r>
-      <w:proofErr w:type="spellStart"/>
-      <w:r>
-        <w:t>beberapa</w:t>
-      </w:r>
-      <w:proofErr w:type="spellEnd"/>
-      <w:r>
-        <w:t xml:space="preserve"> </w:t>
-      </w:r>
-      <w:proofErr w:type="spellStart"/>
-      <w:r>
-        <w:t>nilai</w:t>
-      </w:r>
-      <w:proofErr w:type="spellEnd"/>
-      <w:r>
-        <w:t xml:space="preserve"> </w:t>
-      </w:r>
-      <w:proofErr w:type="spellStart"/>
-      <w:r>
-        <w:t>dari</w:t>
-      </w:r>
-      <w:proofErr w:type="spellEnd"/>
-      <w:r>
-        <w:t xml:space="preserve"> </w:t>
-      </w:r>
-      <w:proofErr w:type="spellStart"/>
-      <w:r>
-        <w:t>rentang</w:t>
-      </w:r>
-      <w:proofErr w:type="spellEnd"/>
-      <w:r>
-        <w:t xml:space="preserve"> QF=10 </w:t>
-      </w:r>
-      <w:proofErr w:type="spellStart"/>
-      <w:r>
-        <w:t>hingga</w:t>
-      </w:r>
-      <w:proofErr w:type="spellEnd"/>
-      <w:r>
-        <w:t xml:space="preserve"> QF=100 </w:t>
-      </w:r>
-      <w:proofErr w:type="spellStart"/>
-      <w:r>
-        <w:t>dengan</w:t>
-      </w:r>
-      <w:proofErr w:type="spellEnd"/>
-      <w:r>
-        <w:t xml:space="preserve"> interval 5 dan </w:t>
-      </w:r>
-      <w:proofErr w:type="spellStart"/>
-      <w:r>
-        <w:t>menghasilkan</w:t>
-      </w:r>
-      <w:proofErr w:type="spellEnd"/>
-      <w:r>
-        <w:t xml:space="preserve"> output </w:t>
-      </w:r>
-      <w:proofErr w:type="spellStart"/>
-      <w:r>
-        <w:t>berikut</w:t>
-      </w:r>
-      <w:proofErr w:type="spellEnd"/>
-      <w:r>
-        <w:t>.</w:t>
-      </w:r>
-    </w:p>
-    <w:p>
-      <w:pPr>
-        <w:tabs>
-          <w:tab w:val="left" w:pos="4019"/>
-        </w:tabs>
-        <w:rPr>
-          <w:color w:val="215E99" w:themeColor="text2" w:themeTint="BF"/>
-          <w:sz w:val="32"/>
-          <w:szCs w:val="32"/>
-        </w:rPr>
-      </w:pPr>
-      <w:r>
-        <w:rPr>
+      <w:r>
+        <w:rPr>
+          <w:noProof/>
           <w:color w:val="215E99" w:themeColor="text2" w:themeTint="BF"/>
           <w:sz w:val="32"/>
           <w:szCs w:val="32"/>
@@ -2570,6 +2597,8 @@
         <w:rPr>
           <w:b/>
           <w:bCs/>
+          <w:i/>
+          <w:iCs/>
           <w:u w:val="single"/>
         </w:rPr>
       </w:pPr>
@@ -2581,6 +2610,42 @@
         </w:rPr>
         <w:t>QF 30</w:t>
       </w:r>
+      <w:r>
+        <w:rPr>
+          <w:b/>
+          <w:bCs/>
+          <w:u w:val="single"/>
+        </w:rPr>
+        <w:t xml:space="preserve"> (</w:t>
+      </w:r>
+      <w:proofErr w:type="spellStart"/>
+      <w:r>
+        <w:rPr>
+          <w:b/>
+          <w:bCs/>
+          <w:u w:val="single"/>
+        </w:rPr>
+        <w:t>tidak</w:t>
+      </w:r>
+      <w:proofErr w:type="spellEnd"/>
+      <w:r>
+        <w:rPr>
+          <w:b/>
+          <w:bCs/>
+          <w:u w:val="single"/>
+        </w:rPr>
+        <w:t xml:space="preserve"> </w:t>
+      </w:r>
+      <w:r>
+        <w:rPr>
+          <w:b/>
+          <w:bCs/>
+          <w:i/>
+          <w:iCs/>
+          <w:u w:val="single"/>
+        </w:rPr>
+        <w:t>extractable)</w:t>
+      </w:r>
     </w:p>
     <w:p>
       <w:pPr>
@@ -2598,9 +2663,9 @@
           <w:noProof/>
         </w:rPr>
         <w:drawing>
-          <wp:inline distT="0" distB="0" distL="0" distR="0" wp14:anchorId="75F9A27B" wp14:editId="0F89BA02">
-            <wp:extent cx="2941983" cy="1847291"/>
-            <wp:effectExtent l="0" t="0" r="0" b="635"/>
+          <wp:inline distT="0" distB="0" distL="0" distR="0" wp14:anchorId="75F9A27B" wp14:editId="69E55711">
+            <wp:extent cx="2921000" cy="1622973"/>
+            <wp:effectExtent l="0" t="0" r="0" b="0"/>
             <wp:docPr id="1971549388" name="Picture 1"/>
             <wp:cNvGraphicFramePr>
               <a:graphicFrameLocks xmlns:a="http://schemas.openxmlformats.org/drawingml/2006/main" noChangeAspect="1"/>
@@ -2622,7 +2687,7 @@
                         </a:ext>
                       </a:extLst>
                     </a:blip>
-                    <a:srcRect l="28131" t="46028" r="34642" b="35279"/>
+                    <a:srcRect l="28131" t="48180" r="34642" b="35279"/>
                     <a:stretch>
                       <a:fillRect/>
                     </a:stretch>
@@ -2630,7 +2695,7 @@
                   <pic:spPr bwMode="auto">
                     <a:xfrm>
                       <a:off x="0" y="0"/>
-                      <a:ext cx="2953197" cy="1854332"/>
+                      <a:ext cx="2944776" cy="1636183"/>
                     </a:xfrm>
                     <a:prstGeom prst="rect">
                       <a:avLst/>
@@ -2686,6 +2751,32 @@
           <w:u w:val="single"/>
         </w:rPr>
         <w:t>0</w:t>
+      </w:r>
+      <w:r>
+        <w:rPr>
+          <w:b/>
+          <w:bCs/>
+          <w:u w:val="single"/>
+        </w:rPr>
+        <w:t xml:space="preserve"> (</w:t>
+      </w:r>
+      <w:r>
+        <w:rPr>
+          <w:b/>
+          <w:bCs/>
+          <w:i/>
+          <w:iCs/>
+          <w:u w:val="single"/>
+        </w:rPr>
+        <w:t>extractable</w:t>
+      </w:r>
+      <w:r>
+        <w:rPr>
+          <w:b/>
+          <w:bCs/>
+          <w:u w:val="single"/>
+        </w:rPr>
+        <w:t>)</w:t>
       </w:r>
     </w:p>
     <w:p>
@@ -2799,9 +2890,10 @@
           <w:bCs/>
           <w:i/>
           <w:iCs/>
-          <w:color w:val="215E99" w:themeColor="text2" w:themeTint="BF"/>
+          <w:color w:val="0E2841" w:themeColor="text2"/>
           <w:sz w:val="32"/>
           <w:szCs w:val="32"/>
+          <w:u w:val="single"/>
         </w:rPr>
       </w:pPr>
       <w:r>
@@ -2810,9 +2902,10 @@
           <w:bCs/>
           <w:i/>
           <w:iCs/>
-          <w:color w:val="215E99" w:themeColor="text2" w:themeTint="BF"/>
+          <w:color w:val="0E2841" w:themeColor="text2"/>
           <w:sz w:val="32"/>
           <w:szCs w:val="32"/>
+          <w:u w:val="single"/>
         </w:rPr>
         <w:t>Visual Summary</w:t>
       </w:r>
@@ -2836,9 +2929,9 @@
           <w:szCs w:val="32"/>
         </w:rPr>
         <w:drawing>
-          <wp:inline distT="0" distB="0" distL="0" distR="0" wp14:anchorId="76AA84A3" wp14:editId="727398ED">
-            <wp:extent cx="4749800" cy="2374900"/>
-            <wp:effectExtent l="0" t="0" r="0" b="6350"/>
+          <wp:inline distT="0" distB="0" distL="0" distR="0" wp14:anchorId="76AA84A3" wp14:editId="5A62BA5F">
+            <wp:extent cx="5454502" cy="2727251"/>
+            <wp:effectExtent l="0" t="0" r="0" b="0"/>
             <wp:docPr id="495676954" name="Picture 4"/>
             <wp:cNvGraphicFramePr>
               <a:graphicFrameLocks xmlns:a="http://schemas.openxmlformats.org/drawingml/2006/main" noChangeAspect="1"/>
@@ -2868,7 +2961,7 @@
                   <pic:spPr bwMode="auto">
                     <a:xfrm>
                       <a:off x="0" y="0"/>
-                      <a:ext cx="4749800" cy="2374900"/>
+                      <a:ext cx="5464360" cy="2732180"/>
                     </a:xfrm>
                     <a:prstGeom prst="rect">
                       <a:avLst/>
@@ -2877,6 +2970,117 @@
                     <a:ln>
                       <a:noFill/>
                     </a:ln>
+                  </pic:spPr>
+                </pic:pic>
+              </a:graphicData>
+            </a:graphic>
+          </wp:inline>
+        </w:drawing>
+      </w:r>
+    </w:p>
+    <w:p>
+      <w:pPr>
+        <w:tabs>
+          <w:tab w:val="left" w:pos="4019"/>
+        </w:tabs>
+        <w:rPr>
+          <w:b/>
+          <w:bCs/>
+          <w:i/>
+          <w:iCs/>
+          <w:color w:val="0E2841" w:themeColor="text2"/>
+          <w:sz w:val="32"/>
+          <w:szCs w:val="32"/>
+          <w:u w:val="single"/>
+        </w:rPr>
+      </w:pPr>
+      <w:proofErr w:type="spellStart"/>
+      <w:r>
+        <w:rPr>
+          <w:b/>
+          <w:bCs/>
+          <w:i/>
+          <w:iCs/>
+          <w:color w:val="0E2841" w:themeColor="text2"/>
+          <w:sz w:val="32"/>
+          <w:szCs w:val="32"/>
+          <w:u w:val="single"/>
+        </w:rPr>
+        <w:lastRenderedPageBreak/>
+        <w:t>Grafik</w:t>
+      </w:r>
+      <w:proofErr w:type="spellEnd"/>
+      <w:r>
+        <w:rPr>
+          <w:b/>
+          <w:bCs/>
+          <w:i/>
+          <w:iCs/>
+          <w:color w:val="0E2841" w:themeColor="text2"/>
+          <w:sz w:val="32"/>
+          <w:szCs w:val="32"/>
+          <w:u w:val="single"/>
+        </w:rPr>
+        <w:t xml:space="preserve"> Quality Factor</w:t>
+      </w:r>
+    </w:p>
+    <w:p>
+      <w:pPr>
+        <w:tabs>
+          <w:tab w:val="left" w:pos="4019"/>
+        </w:tabs>
+        <w:rPr>
+          <w:b/>
+          <w:bCs/>
+          <w:color w:val="215E99" w:themeColor="text2" w:themeTint="BF"/>
+          <w:sz w:val="32"/>
+          <w:szCs w:val="32"/>
+        </w:rPr>
+      </w:pPr>
+      <w:r>
+        <w:rPr>
+          <w:b/>
+          <w:bCs/>
+          <w:noProof/>
+          <w:color w:val="215E99" w:themeColor="text2" w:themeTint="BF"/>
+          <w:sz w:val="32"/>
+          <w:szCs w:val="32"/>
+        </w:rPr>
+        <w:drawing>
+          <wp:inline distT="0" distB="0" distL="0" distR="0" wp14:anchorId="28DE8C73" wp14:editId="0037CB52">
+            <wp:extent cx="5731510" cy="1910080"/>
+            <wp:effectExtent l="0" t="0" r="2540" b="0"/>
+            <wp:docPr id="130629237" name="Picture 1"/>
+            <wp:cNvGraphicFramePr>
+              <a:graphicFrameLocks xmlns:a="http://schemas.openxmlformats.org/drawingml/2006/main" noChangeAspect="1"/>
+            </wp:cNvGraphicFramePr>
+            <a:graphic xmlns:a="http://schemas.openxmlformats.org/drawingml/2006/main">
+              <a:graphicData uri="http://schemas.openxmlformats.org/drawingml/2006/picture">
+                <pic:pic xmlns:pic="http://schemas.openxmlformats.org/drawingml/2006/picture">
+                  <pic:nvPicPr>
+                    <pic:cNvPr id="130629237" name="Picture 130629237"/>
+                    <pic:cNvPicPr/>
+                  </pic:nvPicPr>
+                  <pic:blipFill>
+                    <a:blip r:embed="rId17" cstate="print">
+                      <a:extLst>
+                        <a:ext uri="{28A0092B-C50C-407E-A947-70E740481C1C}">
+                          <a14:useLocalDpi xmlns:a14="http://schemas.microsoft.com/office/drawing/2010/main" val="0"/>
+                        </a:ext>
+                      </a:extLst>
+                    </a:blip>
+                    <a:stretch>
+                      <a:fillRect/>
+                    </a:stretch>
+                  </pic:blipFill>
+                  <pic:spPr>
+                    <a:xfrm>
+                      <a:off x="0" y="0"/>
+                      <a:ext cx="5731510" cy="1910080"/>
+                    </a:xfrm>
+                    <a:prstGeom prst="rect">
+                      <a:avLst/>
+                    </a:prstGeom>
                   </pic:spPr>
                 </pic:pic>
               </a:graphicData>
@@ -3624,7 +3828,7 @@
   <w:style w:type="paragraph" w:default="1" w:styleId="Normal">
     <w:name w:val="Normal"/>
     <w:qFormat/>
-    <w:rsid w:val="000C4E49"/>
+    <w:rsid w:val="00DB6DCB"/>
   </w:style>
   <w:style w:type="paragraph" w:styleId="Heading1">
     <w:name w:val="heading 1"/>

--- a/Penjelasan Kode_18224032_Claudia Melati Krid.docx
+++ b/Penjelasan Kode_18224032_Claudia Melati Krid.docx
@@ -46,23 +46,7 @@
     </w:p>
     <w:p>
       <w:r>
-        <w:t xml:space="preserve">Teknik watermark yang </w:t>
-      </w:r>
-      <w:proofErr w:type="spellStart"/>
-      <w:r>
-        <w:t>dipakai</w:t>
-      </w:r>
-      <w:proofErr w:type="spellEnd"/>
-      <w:r>
-        <w:t xml:space="preserve"> </w:t>
-      </w:r>
-      <w:proofErr w:type="spellStart"/>
-      <w:r>
-        <w:t>adalah</w:t>
-      </w:r>
-      <w:proofErr w:type="spellEnd"/>
-      <w:r>
-        <w:t xml:space="preserve"> </w:t>
+        <w:t xml:space="preserve">Teknik watermark yang dipakai adalah </w:t>
       </w:r>
       <w:r>
         <w:rPr>
@@ -72,23 +56,7 @@
         <w:t>DCT</w:t>
       </w:r>
       <w:r>
-        <w:t xml:space="preserve"> (Discrete Cosine Transform) </w:t>
-      </w:r>
-      <w:proofErr w:type="spellStart"/>
-      <w:r>
-        <w:t>dengan</w:t>
-      </w:r>
-      <w:proofErr w:type="spellEnd"/>
-      <w:r>
-        <w:t xml:space="preserve"> </w:t>
-      </w:r>
-      <w:proofErr w:type="spellStart"/>
-      <w:r>
-        <w:t>cara</w:t>
-      </w:r>
-      <w:proofErr w:type="spellEnd"/>
-      <w:r>
-        <w:t>:</w:t>
+        <w:t xml:space="preserve"> (Discrete Cosine Transform) dengan cara:</w:t>
       </w:r>
     </w:p>
     <w:p>
@@ -99,45 +67,8 @@
           <w:numId w:val="1"/>
         </w:numPr>
       </w:pPr>
-      <w:proofErr w:type="spellStart"/>
-      <w:r>
-        <w:t>Membagi</w:t>
-      </w:r>
-      <w:proofErr w:type="spellEnd"/>
-      <w:r>
-        <w:t xml:space="preserve"> </w:t>
-      </w:r>
-      <w:proofErr w:type="spellStart"/>
-      <w:r>
-        <w:t>gambar</w:t>
-      </w:r>
-      <w:proofErr w:type="spellEnd"/>
-      <w:r>
-        <w:t xml:space="preserve"> </w:t>
-      </w:r>
-      <w:proofErr w:type="spellStart"/>
-      <w:r>
-        <w:t>menjadi</w:t>
-      </w:r>
-      <w:proofErr w:type="spellEnd"/>
-      <w:r>
-        <w:t xml:space="preserve"> </w:t>
-      </w:r>
-      <w:proofErr w:type="spellStart"/>
-      <w:r>
-        <w:t>blok</w:t>
-      </w:r>
-      <w:proofErr w:type="spellEnd"/>
-      <w:r>
-        <w:t xml:space="preserve"> </w:t>
-      </w:r>
-      <w:proofErr w:type="spellStart"/>
-      <w:r>
-        <w:t>berukuran</w:t>
-      </w:r>
-      <w:proofErr w:type="spellEnd"/>
-      <w:r>
-        <w:t xml:space="preserve"> 8*8 pixel.</w:t>
+      <w:r>
+        <w:t>Membagi gambar menjadi blok berukuran 8*8 pixel.</w:t>
       </w:r>
     </w:p>
     <w:p>
@@ -148,69 +79,8 @@
           <w:numId w:val="1"/>
         </w:numPr>
       </w:pPr>
-      <w:proofErr w:type="spellStart"/>
-      <w:r>
-        <w:t>Setiap</w:t>
-      </w:r>
-      <w:proofErr w:type="spellEnd"/>
-      <w:r>
-        <w:t xml:space="preserve"> </w:t>
-      </w:r>
-      <w:proofErr w:type="spellStart"/>
-      <w:r>
-        <w:t>blok</w:t>
-      </w:r>
-      <w:proofErr w:type="spellEnd"/>
-      <w:r>
-        <w:t xml:space="preserve"> </w:t>
-      </w:r>
-      <w:proofErr w:type="spellStart"/>
-      <w:r>
-        <w:t>akan</w:t>
-      </w:r>
-      <w:proofErr w:type="spellEnd"/>
-      <w:r>
-        <w:t xml:space="preserve"> </w:t>
-      </w:r>
-      <w:proofErr w:type="spellStart"/>
-      <w:r>
-        <w:t>diubah</w:t>
-      </w:r>
-      <w:proofErr w:type="spellEnd"/>
-      <w:r>
-        <w:t xml:space="preserve"> </w:t>
-      </w:r>
-      <w:proofErr w:type="spellStart"/>
-      <w:r>
-        <w:t>ke</w:t>
-      </w:r>
-      <w:proofErr w:type="spellEnd"/>
-      <w:r>
-        <w:t xml:space="preserve"> domain </w:t>
-      </w:r>
-      <w:proofErr w:type="spellStart"/>
-      <w:r>
-        <w:t>frekuensi</w:t>
-      </w:r>
-      <w:proofErr w:type="spellEnd"/>
-      <w:r>
-        <w:t xml:space="preserve"> </w:t>
-      </w:r>
-      <w:proofErr w:type="spellStart"/>
-      <w:r>
-        <w:t>menggunakan</w:t>
-      </w:r>
-      <w:proofErr w:type="spellEnd"/>
-      <w:r>
-        <w:t xml:space="preserve"> </w:t>
-      </w:r>
-      <w:proofErr w:type="spellStart"/>
-      <w:r>
-        <w:t>rumus</w:t>
-      </w:r>
-      <w:proofErr w:type="spellEnd"/>
-      <w:r>
-        <w:t xml:space="preserve"> DCT.</w:t>
+      <w:r>
+        <w:t>Setiap blok akan diubah ke domain frekuensi menggunakan rumus DCT.</w:t>
       </w:r>
     </w:p>
     <w:p>
@@ -222,97 +92,8 @@
         </w:numPr>
       </w:pPr>
       <w:r>
-        <w:t xml:space="preserve">Watermark </w:t>
-      </w:r>
-      <w:proofErr w:type="spellStart"/>
-      <w:r>
-        <w:t>disisipkan</w:t>
-      </w:r>
-      <w:proofErr w:type="spellEnd"/>
-      <w:r>
-        <w:t xml:space="preserve"> </w:t>
-      </w:r>
-      <w:proofErr w:type="spellStart"/>
-      <w:r>
-        <w:t>ke</w:t>
-      </w:r>
-      <w:proofErr w:type="spellEnd"/>
-      <w:r>
-        <w:t xml:space="preserve"> </w:t>
-      </w:r>
-      <w:proofErr w:type="spellStart"/>
-      <w:r>
-        <w:t>koefisien</w:t>
-      </w:r>
-      <w:proofErr w:type="spellEnd"/>
-      <w:r>
-        <w:t xml:space="preserve"> </w:t>
-      </w:r>
-      <w:proofErr w:type="spellStart"/>
-      <w:r>
-        <w:t>frekuensi</w:t>
-      </w:r>
-      <w:proofErr w:type="spellEnd"/>
-      <w:r>
-        <w:t xml:space="preserve"> </w:t>
-      </w:r>
-      <w:proofErr w:type="spellStart"/>
-      <w:r>
-        <w:t>menengah</w:t>
-      </w:r>
-      <w:proofErr w:type="spellEnd"/>
-      <w:r>
-        <w:t xml:space="preserve">. </w:t>
-      </w:r>
-      <w:proofErr w:type="spellStart"/>
-      <w:r>
-        <w:t>Koefisien</w:t>
-      </w:r>
-      <w:proofErr w:type="spellEnd"/>
-      <w:r>
-        <w:t xml:space="preserve"> </w:t>
-      </w:r>
-      <w:proofErr w:type="spellStart"/>
-      <w:r>
-        <w:t>frekuensi</w:t>
-      </w:r>
-      <w:proofErr w:type="spellEnd"/>
-      <w:r>
-        <w:t xml:space="preserve"> </w:t>
-      </w:r>
-      <w:proofErr w:type="spellStart"/>
-      <w:r>
-        <w:t>menengah</w:t>
-      </w:r>
-      <w:proofErr w:type="spellEnd"/>
-      <w:r>
-        <w:t xml:space="preserve"> </w:t>
-      </w:r>
-      <w:proofErr w:type="spellStart"/>
-      <w:r>
-        <w:t>dipilih</w:t>
-      </w:r>
-      <w:proofErr w:type="spellEnd"/>
-      <w:r>
-        <w:t xml:space="preserve"> </w:t>
-      </w:r>
-      <w:proofErr w:type="spellStart"/>
-      <w:r>
-        <w:t>karena</w:t>
-      </w:r>
-      <w:proofErr w:type="spellEnd"/>
-      <w:r>
-        <w:t xml:space="preserve"> </w:t>
-      </w:r>
-      <w:proofErr w:type="spellStart"/>
-      <w:r>
-        <w:t>cukup</w:t>
-      </w:r>
-      <w:proofErr w:type="spellEnd"/>
-      <w:r>
-        <w:t xml:space="preserve"> </w:t>
-      </w:r>
-      <w:proofErr w:type="gramStart"/>
+        <w:t xml:space="preserve">Watermark disisipkan ke koefisien frekuensi menengah. Koefisien frekuensi menengah dipilih karena cukup </w:t>
+      </w:r>
       <w:r>
         <w:rPr>
           <w:i/>
@@ -321,40 +102,7 @@
         <w:t xml:space="preserve">invisible </w:t>
       </w:r>
       <w:r>
-        <w:t xml:space="preserve"> </w:t>
-      </w:r>
-      <w:proofErr w:type="spellStart"/>
-      <w:r>
-        <w:t>namun</w:t>
-      </w:r>
-      <w:proofErr w:type="spellEnd"/>
-      <w:proofErr w:type="gramEnd"/>
-      <w:r>
-        <w:t xml:space="preserve"> </w:t>
-      </w:r>
-      <w:proofErr w:type="spellStart"/>
-      <w:r>
-        <w:t>masih</w:t>
-      </w:r>
-      <w:proofErr w:type="spellEnd"/>
-      <w:r>
-        <w:t xml:space="preserve"> </w:t>
-      </w:r>
-      <w:proofErr w:type="spellStart"/>
-      <w:r>
-        <w:t>tahan</w:t>
-      </w:r>
-      <w:proofErr w:type="spellEnd"/>
-      <w:r>
-        <w:t xml:space="preserve"> </w:t>
-      </w:r>
-      <w:proofErr w:type="spellStart"/>
-      <w:r>
-        <w:t>kompresi</w:t>
-      </w:r>
-      <w:proofErr w:type="spellEnd"/>
-      <w:r>
-        <w:t>.</w:t>
+        <w:t xml:space="preserve"> namun masih tahan kompresi.</w:t>
       </w:r>
     </w:p>
     <w:p>
@@ -365,45 +113,27 @@
           <w:numId w:val="1"/>
         </w:numPr>
       </w:pPr>
-      <w:proofErr w:type="spellStart"/>
-      <w:r>
-        <w:t>Setelah</w:t>
-      </w:r>
-      <w:proofErr w:type="spellEnd"/>
-      <w:r>
-        <w:t xml:space="preserve"> </w:t>
-      </w:r>
-      <w:proofErr w:type="spellStart"/>
-      <w:r>
-        <w:t>disisipkan</w:t>
-      </w:r>
-      <w:proofErr w:type="spellEnd"/>
-      <w:r>
-        <w:t xml:space="preserve"> watermark, </w:t>
-      </w:r>
-      <w:proofErr w:type="spellStart"/>
-      <w:r>
-        <w:t>gambar</w:t>
-      </w:r>
-      <w:proofErr w:type="spellEnd"/>
-      <w:r>
-        <w:t xml:space="preserve"> </w:t>
-      </w:r>
-      <w:proofErr w:type="spellStart"/>
-      <w:r>
-        <w:t>didekompresi</w:t>
-      </w:r>
-      <w:proofErr w:type="spellEnd"/>
-      <w:r>
-        <w:t xml:space="preserve"> </w:t>
-      </w:r>
-      <w:proofErr w:type="spellStart"/>
-      <w:r>
-        <w:t>kembali</w:t>
-      </w:r>
-      <w:proofErr w:type="spellEnd"/>
-      <w:r>
-        <w:t>.</w:t>
+      <w:r>
+        <w:t xml:space="preserve">Untuk tugas kali ini, saya menggunakan watermark berupa </w:t>
+      </w:r>
+      <w:r>
+        <w:rPr>
+          <w:b/>
+          <w:bCs/>
+        </w:rPr>
+        <w:t>citra acak</w:t>
+      </w:r>
+    </w:p>
+    <w:p>
+      <w:pPr>
+        <w:pStyle w:val="ListParagraph"/>
+        <w:numPr>
+          <w:ilvl w:val="0"/>
+          <w:numId w:val="1"/>
+        </w:numPr>
+      </w:pPr>
+      <w:r>
+        <w:t>Setelah disisipkan watermark, gambar didekompresi kembali.</w:t>
       </w:r>
     </w:p>
     <w:p/>
@@ -470,9 +200,9 @@
           <w:noProof/>
         </w:rPr>
         <w:drawing>
-          <wp:inline distT="0" distB="0" distL="0" distR="0" wp14:anchorId="0377BF18" wp14:editId="50424962">
-            <wp:extent cx="2374900" cy="1305126"/>
-            <wp:effectExtent l="0" t="0" r="6350" b="9525"/>
+          <wp:inline distT="0" distB="0" distL="0" distR="0" wp14:anchorId="0377BF18" wp14:editId="79A2EB02">
+            <wp:extent cx="2009869" cy="1104523"/>
+            <wp:effectExtent l="0" t="0" r="0" b="635"/>
             <wp:docPr id="1280423097" name="Picture 1"/>
             <wp:cNvGraphicFramePr>
               <a:graphicFrameLocks xmlns:a="http://schemas.openxmlformats.org/drawingml/2006/main" noChangeAspect="1"/>
@@ -493,7 +223,7 @@
                   <pic:spPr>
                     <a:xfrm>
                       <a:off x="0" y="0"/>
-                      <a:ext cx="2377282" cy="1306435"/>
+                      <a:ext cx="2015309" cy="1107513"/>
                     </a:xfrm>
                     <a:prstGeom prst="rect">
                       <a:avLst/>
@@ -508,55 +238,7 @@
     </w:p>
     <w:p>
       <w:r>
-        <w:t xml:space="preserve">Pada </w:t>
-      </w:r>
-      <w:proofErr w:type="spellStart"/>
-      <w:r>
-        <w:t>bagian</w:t>
-      </w:r>
-      <w:proofErr w:type="spellEnd"/>
-      <w:r>
-        <w:t xml:space="preserve"> </w:t>
-      </w:r>
-      <w:proofErr w:type="spellStart"/>
-      <w:r>
-        <w:t>ini</w:t>
-      </w:r>
-      <w:proofErr w:type="spellEnd"/>
-      <w:r>
-        <w:t xml:space="preserve">, </w:t>
-      </w:r>
-      <w:proofErr w:type="spellStart"/>
-      <w:r>
-        <w:t>dijalankan</w:t>
-      </w:r>
-      <w:proofErr w:type="spellEnd"/>
-      <w:r>
-        <w:t xml:space="preserve"> import </w:t>
-      </w:r>
-      <w:proofErr w:type="spellStart"/>
-      <w:r>
-        <w:t>untuk</w:t>
-      </w:r>
-      <w:proofErr w:type="spellEnd"/>
-      <w:r>
-        <w:t xml:space="preserve"> </w:t>
-      </w:r>
-      <w:proofErr w:type="spellStart"/>
-      <w:r>
-        <w:t>menambahkan</w:t>
-      </w:r>
-      <w:proofErr w:type="spellEnd"/>
-      <w:r>
-        <w:t xml:space="preserve"> library </w:t>
-      </w:r>
-      <w:proofErr w:type="spellStart"/>
-      <w:r>
-        <w:t>seperti</w:t>
-      </w:r>
-      <w:proofErr w:type="spellEnd"/>
-      <w:r>
-        <w:t>:</w:t>
+        <w:t>Pada bagian ini, dijalankan import untuk menambahkan library seperti:</w:t>
       </w:r>
     </w:p>
     <w:p>
@@ -567,21 +249,8 @@
           <w:numId w:val="3"/>
         </w:numPr>
       </w:pPr>
-      <w:proofErr w:type="spellStart"/>
-      <w:r>
-        <w:t>Argaparse</w:t>
-      </w:r>
-      <w:proofErr w:type="spellEnd"/>
-      <w:r>
-        <w:t xml:space="preserve">: </w:t>
-      </w:r>
-      <w:proofErr w:type="spellStart"/>
-      <w:r>
-        <w:t>membaca</w:t>
-      </w:r>
-      <w:proofErr w:type="spellEnd"/>
-      <w:r>
-        <w:t xml:space="preserve"> argument terminal</w:t>
+      <w:r>
+        <w:t>Argaparse: membaca argument terminal</w:t>
       </w:r>
     </w:p>
     <w:p>
@@ -604,21 +273,8 @@
           <w:numId w:val="3"/>
         </w:numPr>
       </w:pPr>
-      <w:proofErr w:type="spellStart"/>
-      <w:r>
-        <w:t>os</w:t>
-      </w:r>
-      <w:proofErr w:type="spellEnd"/>
-      <w:r>
-        <w:t xml:space="preserve">: </w:t>
-      </w:r>
-      <w:proofErr w:type="spellStart"/>
-      <w:r>
-        <w:t>operasi</w:t>
-      </w:r>
-      <w:proofErr w:type="spellEnd"/>
-      <w:r>
-        <w:t xml:space="preserve"> file / folder</w:t>
+      <w:r>
+        <w:t>os: operasi file / folder</w:t>
       </w:r>
     </w:p>
     <w:p>
@@ -630,31 +286,7 @@
         </w:numPr>
       </w:pPr>
       <w:r>
-        <w:t xml:space="preserve">cv2: </w:t>
-      </w:r>
-      <w:proofErr w:type="spellStart"/>
-      <w:r>
-        <w:t>untuk</w:t>
-      </w:r>
-      <w:proofErr w:type="spellEnd"/>
-      <w:r>
-        <w:t xml:space="preserve"> </w:t>
-      </w:r>
-      <w:proofErr w:type="spellStart"/>
-      <w:r>
-        <w:t>memproses</w:t>
-      </w:r>
-      <w:proofErr w:type="spellEnd"/>
-      <w:r>
-        <w:t xml:space="preserve"> </w:t>
-      </w:r>
-      <w:proofErr w:type="spellStart"/>
-      <w:r>
-        <w:t>gambar</w:t>
-      </w:r>
-      <w:proofErr w:type="spellEnd"/>
-      <w:r>
-        <w:t xml:space="preserve"> dan DCT</w:t>
+        <w:t>cv2: untuk memproses gambar dan DCT</w:t>
       </w:r>
     </w:p>
     <w:p>
@@ -666,45 +298,8 @@
         </w:numPr>
       </w:pPr>
       <w:r>
-        <w:t xml:space="preserve">matplotlib: </w:t>
-      </w:r>
-      <w:proofErr w:type="spellStart"/>
-      <w:r>
-        <w:t>untuk</w:t>
-      </w:r>
-      <w:proofErr w:type="spellEnd"/>
-      <w:r>
-        <w:t xml:space="preserve"> </w:t>
-      </w:r>
-      <w:proofErr w:type="spellStart"/>
-      <w:r>
-        <w:t>memplotting</w:t>
-      </w:r>
-      <w:proofErr w:type="spellEnd"/>
-      <w:r>
-        <w:t xml:space="preserve"> </w:t>
-      </w:r>
-      <w:proofErr w:type="spellStart"/>
-      <w:r>
-        <w:t>grafik</w:t>
-      </w:r>
-      <w:proofErr w:type="spellEnd"/>
-      <w:r>
-        <w:t xml:space="preserve"> </w:t>
-      </w:r>
-      <w:proofErr w:type="spellStart"/>
-      <w:r>
-        <w:t>outputnya</w:t>
-      </w:r>
-      <w:proofErr w:type="spellEnd"/>
-      <w:r>
-        <w:t xml:space="preserve"> </w:t>
-      </w:r>
-      <w:proofErr w:type="spellStart"/>
-      <w:r>
-        <w:t>nanti</w:t>
-      </w:r>
-      <w:proofErr w:type="spellEnd"/>
+        <w:t>matplotlib: untuk memplotting grafik outputnya nanti</w:t>
+      </w:r>
     </w:p>
     <w:p>
       <w:pPr>
@@ -714,21 +309,8 @@
           <w:numId w:val="3"/>
         </w:numPr>
       </w:pPr>
-      <w:proofErr w:type="spellStart"/>
-      <w:r>
-        <w:t>numpy</w:t>
-      </w:r>
-      <w:proofErr w:type="spellEnd"/>
-      <w:r>
-        <w:t xml:space="preserve">: </w:t>
-      </w:r>
-      <w:proofErr w:type="spellStart"/>
-      <w:r>
-        <w:t>untuk</w:t>
-      </w:r>
-      <w:proofErr w:type="spellEnd"/>
-      <w:r>
-        <w:t xml:space="preserve"> men-generate matrix</w:t>
+      <w:r>
+        <w:t>numpy: untuk men-generate matrix</w:t>
       </w:r>
     </w:p>
     <w:p>
@@ -740,47 +322,7 @@
         </w:numPr>
       </w:pPr>
       <w:r>
-        <w:t xml:space="preserve">PIL: </w:t>
-      </w:r>
-      <w:proofErr w:type="spellStart"/>
-      <w:r>
-        <w:t>untuk</w:t>
-      </w:r>
-      <w:proofErr w:type="spellEnd"/>
-      <w:r>
-        <w:t xml:space="preserve"> </w:t>
-      </w:r>
-      <w:proofErr w:type="spellStart"/>
-      <w:r>
-        <w:t>menyimpan</w:t>
-      </w:r>
-      <w:proofErr w:type="spellEnd"/>
-      <w:r>
-        <w:t xml:space="preserve"> JPEG </w:t>
-      </w:r>
-      <w:proofErr w:type="spellStart"/>
-      <w:r>
-        <w:t>dengan</w:t>
-      </w:r>
-      <w:proofErr w:type="spellEnd"/>
-      <w:r>
-        <w:t xml:space="preserve"> Quality Factor (QF) </w:t>
-      </w:r>
-      <w:proofErr w:type="spellStart"/>
-      <w:r>
-        <w:t>tertentu</w:t>
-      </w:r>
-      <w:proofErr w:type="spellEnd"/>
-      <w:r>
-        <w:t xml:space="preserve"> </w:t>
-      </w:r>
-      <w:proofErr w:type="spellStart"/>
-      <w:r>
-        <w:t>sebagai</w:t>
-      </w:r>
-      <w:proofErr w:type="spellEnd"/>
-      <w:r>
-        <w:t xml:space="preserve"> output</w:t>
+        <w:t>PIL: untuk menyimpan JPEG dengan Quality Factor (QF) tertentu sebagai output</w:t>
       </w:r>
     </w:p>
     <w:p/>
@@ -847,143 +389,7 @@
     </w:p>
     <w:p>
       <w:r>
-        <w:t xml:space="preserve">Pada binary watermark generation, </w:t>
-      </w:r>
-      <w:proofErr w:type="spellStart"/>
-      <w:r>
-        <w:t>fungsi</w:t>
-      </w:r>
-      <w:proofErr w:type="spellEnd"/>
-      <w:r>
-        <w:t xml:space="preserve"> </w:t>
-      </w:r>
-      <w:proofErr w:type="spellStart"/>
-      <w:r>
-        <w:t>generate_binary_watermark</w:t>
-      </w:r>
-      <w:proofErr w:type="spellEnd"/>
-      <w:r>
-        <w:t xml:space="preserve"> </w:t>
-      </w:r>
-      <w:proofErr w:type="spellStart"/>
-      <w:r>
-        <w:t>akan</w:t>
-      </w:r>
-      <w:proofErr w:type="spellEnd"/>
-      <w:r>
-        <w:t xml:space="preserve"> </w:t>
-      </w:r>
-      <w:proofErr w:type="spellStart"/>
-      <w:r>
-        <w:t>membuat</w:t>
-      </w:r>
-      <w:proofErr w:type="spellEnd"/>
-      <w:r>
-        <w:t xml:space="preserve"> watermark checkerboard </w:t>
-      </w:r>
-      <w:proofErr w:type="spellStart"/>
-      <w:r>
-        <w:t>hitam-putih</w:t>
-      </w:r>
-      <w:proofErr w:type="spellEnd"/>
-      <w:r>
-        <w:t xml:space="preserve"> </w:t>
-      </w:r>
-      <w:proofErr w:type="spellStart"/>
-      <w:r>
-        <w:t>dengan</w:t>
-      </w:r>
-      <w:proofErr w:type="spellEnd"/>
-      <w:r>
-        <w:t xml:space="preserve"> </w:t>
-      </w:r>
-      <w:proofErr w:type="spellStart"/>
-      <w:r>
-        <w:t>cara</w:t>
-      </w:r>
-      <w:proofErr w:type="spellEnd"/>
-      <w:r>
-        <w:t xml:space="preserve"> </w:t>
-      </w:r>
-      <w:proofErr w:type="spellStart"/>
-      <w:r>
-        <w:t>membuat</w:t>
-      </w:r>
-      <w:proofErr w:type="spellEnd"/>
-      <w:r>
-        <w:t xml:space="preserve"> matrix </w:t>
-      </w:r>
-      <w:proofErr w:type="spellStart"/>
-      <w:r>
-        <w:t>kosong</w:t>
-      </w:r>
-      <w:proofErr w:type="spellEnd"/>
-      <w:r>
-        <w:t xml:space="preserve"> </w:t>
-      </w:r>
-      <w:proofErr w:type="spellStart"/>
-      <w:r>
-        <w:t>terlebih</w:t>
-      </w:r>
-      <w:proofErr w:type="spellEnd"/>
-      <w:r>
-        <w:t xml:space="preserve"> </w:t>
-      </w:r>
-      <w:proofErr w:type="spellStart"/>
-      <w:r>
-        <w:t>dahulu</w:t>
-      </w:r>
-      <w:proofErr w:type="spellEnd"/>
-      <w:r>
-        <w:t xml:space="preserve"> </w:t>
-      </w:r>
-      <w:proofErr w:type="spellStart"/>
-      <w:r>
-        <w:t>kemudian</w:t>
-      </w:r>
-      <w:proofErr w:type="spellEnd"/>
-      <w:r>
-        <w:t xml:space="preserve"> </w:t>
-      </w:r>
-      <w:proofErr w:type="spellStart"/>
-      <w:r>
-        <w:t>membuat</w:t>
-      </w:r>
-      <w:proofErr w:type="spellEnd"/>
-      <w:r>
-        <w:t xml:space="preserve"> </w:t>
-      </w:r>
-      <w:proofErr w:type="spellStart"/>
-      <w:r>
-        <w:t>pola</w:t>
-      </w:r>
-      <w:proofErr w:type="spellEnd"/>
-      <w:r>
-        <w:t xml:space="preserve"> </w:t>
-      </w:r>
-      <w:proofErr w:type="spellStart"/>
-      <w:r>
-        <w:t>kotak-kotak</w:t>
-      </w:r>
-      <w:proofErr w:type="spellEnd"/>
-      <w:r>
-        <w:t xml:space="preserve"> yang </w:t>
-      </w:r>
-      <w:proofErr w:type="spellStart"/>
-      <w:r>
-        <w:t>dapat</w:t>
-      </w:r>
-      <w:proofErr w:type="spellEnd"/>
-      <w:r>
-        <w:t xml:space="preserve"> </w:t>
-      </w:r>
-      <w:proofErr w:type="spellStart"/>
-      <w:r>
-        <w:t>dilihat</w:t>
-      </w:r>
-      <w:proofErr w:type="spellEnd"/>
-      <w:r>
-        <w:t xml:space="preserve"> pada loop.</w:t>
+        <w:t>Pada binary watermark generation, fungsi generate_binary_watermark akan membuat watermark checkerboard hitam-putih dengan cara membuat matrix kosong terlebih dahulu kemudian membuat pola kotak-kotak yang dapat dilihat pada loop.</w:t>
       </w:r>
     </w:p>
     <w:p/>
@@ -1030,74 +436,8 @@
       </w:r>
     </w:p>
     <w:p>
-      <w:proofErr w:type="spellStart"/>
-      <w:r>
-        <w:t>Sedangkan</w:t>
-      </w:r>
-      <w:proofErr w:type="spellEnd"/>
-      <w:r>
-        <w:t xml:space="preserve"> pada random watermark generation, watermark </w:t>
-      </w:r>
-      <w:proofErr w:type="spellStart"/>
-      <w:r>
-        <w:t>dibuat</w:t>
-      </w:r>
-      <w:proofErr w:type="spellEnd"/>
-      <w:r>
-        <w:t xml:space="preserve"> </w:t>
-      </w:r>
-      <w:proofErr w:type="spellStart"/>
-      <w:r>
-        <w:t>secara</w:t>
-      </w:r>
-      <w:proofErr w:type="spellEnd"/>
-      <w:r>
-        <w:t xml:space="preserve"> random yang </w:t>
-      </w:r>
-      <w:proofErr w:type="spellStart"/>
-      <w:r>
-        <w:t>dapat</w:t>
-      </w:r>
-      <w:proofErr w:type="spellEnd"/>
-      <w:r>
-        <w:t xml:space="preserve"> </w:t>
-      </w:r>
-      <w:proofErr w:type="spellStart"/>
-      <w:r>
-        <w:t>dilihat</w:t>
-      </w:r>
-      <w:proofErr w:type="spellEnd"/>
-      <w:r>
-        <w:t xml:space="preserve"> pada </w:t>
-      </w:r>
-      <w:proofErr w:type="spellStart"/>
-      <w:r>
-        <w:t>bagian</w:t>
-      </w:r>
-      <w:proofErr w:type="spellEnd"/>
-      <w:r>
-        <w:t xml:space="preserve"> </w:t>
-      </w:r>
-      <w:proofErr w:type="spellStart"/>
-      <w:r>
-        <w:t>rng</w:t>
-      </w:r>
-      <w:proofErr w:type="spellEnd"/>
-      <w:r>
-        <w:t xml:space="preserve"> = </w:t>
-      </w:r>
-      <w:proofErr w:type="spellStart"/>
-      <w:proofErr w:type="gramStart"/>
-      <w:r>
-        <w:t>np.random</w:t>
-      </w:r>
-      <w:proofErr w:type="gramEnd"/>
-      <w:r>
-        <w:t>.default_rng</w:t>
-      </w:r>
-      <w:proofErr w:type="spellEnd"/>
-      <w:r>
-        <w:t>(seed).</w:t>
+      <w:r>
+        <w:t>Sedangkan pada random watermark generation, watermark dibuat secara random yang dapat dilihat pada bagian rng = np.random.default_rng(seed).</w:t>
       </w:r>
     </w:p>
     <w:p/>
@@ -1163,175 +503,9 @@
       </w:r>
     </w:p>
     <w:p>
-      <w:proofErr w:type="spellStart"/>
-      <w:r>
-        <w:t>Kemudian</w:t>
-      </w:r>
-      <w:proofErr w:type="spellEnd"/>
-      <w:r>
-        <w:t xml:space="preserve">, </w:t>
-      </w:r>
-      <w:proofErr w:type="spellStart"/>
-      <w:r>
-        <w:t>bagian</w:t>
-      </w:r>
-      <w:proofErr w:type="spellEnd"/>
-      <w:r>
-        <w:t xml:space="preserve"> </w:t>
-      </w:r>
-      <w:proofErr w:type="spellStart"/>
-      <w:r>
-        <w:t>ini</w:t>
-      </w:r>
-      <w:proofErr w:type="spellEnd"/>
-      <w:r>
-        <w:t xml:space="preserve"> </w:t>
-      </w:r>
-      <w:proofErr w:type="spellStart"/>
-      <w:r>
-        <w:t>adalah</w:t>
-      </w:r>
-      <w:proofErr w:type="spellEnd"/>
-      <w:r>
-        <w:t xml:space="preserve"> </w:t>
-      </w:r>
-      <w:proofErr w:type="spellStart"/>
-      <w:r>
-        <w:t>untuk</w:t>
-      </w:r>
-      <w:proofErr w:type="spellEnd"/>
-      <w:r>
-        <w:t xml:space="preserve"> </w:t>
-      </w:r>
-      <w:proofErr w:type="spellStart"/>
-      <w:r>
-        <w:t>menentukan</w:t>
-      </w:r>
-      <w:proofErr w:type="spellEnd"/>
-      <w:r>
-        <w:t xml:space="preserve"> </w:t>
-      </w:r>
-      <w:proofErr w:type="spellStart"/>
-      <w:r>
-        <w:t>posisi</w:t>
-      </w:r>
-      <w:proofErr w:type="spellEnd"/>
-      <w:r>
-        <w:t xml:space="preserve"> </w:t>
-      </w:r>
-      <w:proofErr w:type="spellStart"/>
-      <w:r>
-        <w:t>frekuensi</w:t>
-      </w:r>
-      <w:proofErr w:type="spellEnd"/>
-      <w:r>
-        <w:t xml:space="preserve"> </w:t>
-      </w:r>
-      <w:proofErr w:type="spellStart"/>
-      <w:r>
-        <w:t>gambar</w:t>
-      </w:r>
-      <w:proofErr w:type="spellEnd"/>
-      <w:r>
-        <w:t xml:space="preserve"> yang </w:t>
-      </w:r>
-      <w:proofErr w:type="spellStart"/>
-      <w:r>
-        <w:t>akan</w:t>
-      </w:r>
-      <w:proofErr w:type="spellEnd"/>
-      <w:r>
-        <w:t xml:space="preserve"> </w:t>
-      </w:r>
-      <w:proofErr w:type="spellStart"/>
-      <w:r>
-        <w:t>diberi</w:t>
-      </w:r>
-      <w:proofErr w:type="spellEnd"/>
-      <w:r>
-        <w:t xml:space="preserve"> watermark </w:t>
-      </w:r>
-      <w:proofErr w:type="spellStart"/>
-      <w:r>
-        <w:t>yaitu</w:t>
-      </w:r>
-      <w:proofErr w:type="spellEnd"/>
-      <w:r>
-        <w:t xml:space="preserve"> pada area </w:t>
-      </w:r>
-      <w:proofErr w:type="spellStart"/>
-      <w:r>
-        <w:t>frekuensi</w:t>
-      </w:r>
-      <w:proofErr w:type="spellEnd"/>
-      <w:r>
-        <w:t xml:space="preserve"> </w:t>
-      </w:r>
-      <w:proofErr w:type="spellStart"/>
-      <w:r>
-        <w:t>menengah</w:t>
-      </w:r>
-      <w:proofErr w:type="spellEnd"/>
-      <w:r>
-        <w:t xml:space="preserve"> </w:t>
-      </w:r>
-      <w:proofErr w:type="spellStart"/>
-      <w:r>
-        <w:t>karena</w:t>
-      </w:r>
-      <w:proofErr w:type="spellEnd"/>
-      <w:r>
-        <w:t xml:space="preserve"> </w:t>
-      </w:r>
-      <w:proofErr w:type="spellStart"/>
-      <w:r>
-        <w:t>koefisien</w:t>
-      </w:r>
-      <w:proofErr w:type="spellEnd"/>
-      <w:r>
-        <w:t xml:space="preserve"> </w:t>
-      </w:r>
-      <w:proofErr w:type="spellStart"/>
-      <w:r>
-        <w:t>frekuensi</w:t>
-      </w:r>
-      <w:proofErr w:type="spellEnd"/>
-      <w:r>
-        <w:t xml:space="preserve"> </w:t>
-      </w:r>
-      <w:proofErr w:type="spellStart"/>
-      <w:r>
-        <w:t>menengah</w:t>
-      </w:r>
-      <w:proofErr w:type="spellEnd"/>
-      <w:r>
-        <w:t xml:space="preserve"> </w:t>
-      </w:r>
-      <w:proofErr w:type="spellStart"/>
-      <w:r>
-        <w:t>dipilih</w:t>
-      </w:r>
-      <w:proofErr w:type="spellEnd"/>
-      <w:r>
-        <w:t xml:space="preserve"> </w:t>
-      </w:r>
-      <w:proofErr w:type="spellStart"/>
-      <w:r>
-        <w:t>karena</w:t>
-      </w:r>
-      <w:proofErr w:type="spellEnd"/>
-      <w:r>
-        <w:t xml:space="preserve"> </w:t>
-      </w:r>
-      <w:proofErr w:type="spellStart"/>
-      <w:r>
-        <w:t>cukup</w:t>
-      </w:r>
-      <w:proofErr w:type="spellEnd"/>
-      <w:r>
-        <w:t xml:space="preserve"> </w:t>
-      </w:r>
-      <w:proofErr w:type="gramStart"/>
+      <w:r>
+        <w:t xml:space="preserve">Kemudian, bagian ini adalah untuk menentukan posisi frekuensi gambar yang akan diberi watermark yaitu pada area frekuensi menengah karena koefisien frekuensi menengah dipilih karena cukup </w:t>
+      </w:r>
       <w:r>
         <w:rPr>
           <w:i/>
@@ -1340,40 +514,7 @@
         <w:t xml:space="preserve">invisible </w:t>
       </w:r>
       <w:r>
-        <w:t xml:space="preserve"> </w:t>
-      </w:r>
-      <w:proofErr w:type="spellStart"/>
-      <w:r>
-        <w:t>namun</w:t>
-      </w:r>
-      <w:proofErr w:type="spellEnd"/>
-      <w:proofErr w:type="gramEnd"/>
-      <w:r>
-        <w:t xml:space="preserve"> </w:t>
-      </w:r>
-      <w:proofErr w:type="spellStart"/>
-      <w:r>
-        <w:t>masih</w:t>
-      </w:r>
-      <w:proofErr w:type="spellEnd"/>
-      <w:r>
-        <w:t xml:space="preserve"> </w:t>
-      </w:r>
-      <w:proofErr w:type="spellStart"/>
-      <w:r>
-        <w:t>tahan</w:t>
-      </w:r>
-      <w:proofErr w:type="spellEnd"/>
-      <w:r>
-        <w:t xml:space="preserve"> </w:t>
-      </w:r>
-      <w:proofErr w:type="spellStart"/>
-      <w:r>
-        <w:t>kompresi</w:t>
-      </w:r>
-      <w:proofErr w:type="spellEnd"/>
-      <w:r>
-        <w:t>.</w:t>
+        <w:t xml:space="preserve"> namun masih tahan kompresi.</w:t>
       </w:r>
     </w:p>
     <w:p>
@@ -1420,71 +561,7 @@
     </w:p>
     <w:p>
       <w:r>
-        <w:t xml:space="preserve">Gambar </w:t>
-      </w:r>
-      <w:proofErr w:type="spellStart"/>
-      <w:r>
-        <w:t>kemudian</w:t>
-      </w:r>
-      <w:proofErr w:type="spellEnd"/>
-      <w:r>
-        <w:t xml:space="preserve"> </w:t>
-      </w:r>
-      <w:proofErr w:type="spellStart"/>
-      <w:r>
-        <w:t>diubah</w:t>
-      </w:r>
-      <w:proofErr w:type="spellEnd"/>
-      <w:r>
-        <w:t xml:space="preserve"> </w:t>
-      </w:r>
-      <w:proofErr w:type="spellStart"/>
-      <w:r>
-        <w:t>menjadi</w:t>
-      </w:r>
-      <w:proofErr w:type="spellEnd"/>
-      <w:r>
-        <w:t xml:space="preserve"> </w:t>
-      </w:r>
-      <w:proofErr w:type="spellStart"/>
-      <w:r>
-        <w:t>YCrCb</w:t>
-      </w:r>
-      <w:proofErr w:type="spellEnd"/>
-      <w:r>
-        <w:t xml:space="preserve"> </w:t>
-      </w:r>
-      <w:proofErr w:type="spellStart"/>
-      <w:r>
-        <w:t>karena</w:t>
-      </w:r>
-      <w:proofErr w:type="spellEnd"/>
-      <w:r>
-        <w:t xml:space="preserve"> watermark </w:t>
-      </w:r>
-      <w:proofErr w:type="spellStart"/>
-      <w:r>
-        <w:t>akan</w:t>
-      </w:r>
-      <w:proofErr w:type="spellEnd"/>
-      <w:r>
-        <w:t xml:space="preserve"> </w:t>
-      </w:r>
-      <w:proofErr w:type="spellStart"/>
-      <w:r>
-        <w:t>disisipkan</w:t>
-      </w:r>
-      <w:proofErr w:type="spellEnd"/>
-      <w:r>
-        <w:t xml:space="preserve"> pada channel Y (luminance) </w:t>
-      </w:r>
-      <w:proofErr w:type="spellStart"/>
-      <w:r>
-        <w:t>karena</w:t>
-      </w:r>
-      <w:proofErr w:type="spellEnd"/>
-      <w:r>
-        <w:t xml:space="preserve"> </w:t>
+        <w:t xml:space="preserve">Gambar kemudian diubah menjadi YCrCb karena watermark akan disisipkan pada channel Y (luminance) karena </w:t>
       </w:r>
       <w:r>
         <w:rPr>
@@ -1494,71 +571,7 @@
         <w:t xml:space="preserve">brightness </w:t>
       </w:r>
       <w:r>
-        <w:t xml:space="preserve">(Y) </w:t>
-      </w:r>
-      <w:proofErr w:type="spellStart"/>
-      <w:r>
-        <w:t>lebih</w:t>
-      </w:r>
-      <w:proofErr w:type="spellEnd"/>
-      <w:r>
-        <w:t xml:space="preserve"> </w:t>
-      </w:r>
-      <w:proofErr w:type="spellStart"/>
-      <w:r>
-        <w:t>sensitif</w:t>
-      </w:r>
-      <w:proofErr w:type="spellEnd"/>
-      <w:r>
-        <w:t xml:space="preserve"> dan JPEG </w:t>
-      </w:r>
-      <w:proofErr w:type="spellStart"/>
-      <w:r>
-        <w:t>bekerja</w:t>
-      </w:r>
-      <w:proofErr w:type="spellEnd"/>
-      <w:r>
-        <w:t xml:space="preserve"> </w:t>
-      </w:r>
-      <w:proofErr w:type="spellStart"/>
-      <w:r>
-        <w:t>dominan</w:t>
-      </w:r>
-      <w:proofErr w:type="spellEnd"/>
-      <w:r>
-        <w:t xml:space="preserve"> di Y </w:t>
-      </w:r>
-      <w:proofErr w:type="spellStart"/>
-      <w:r>
-        <w:t>sehingga</w:t>
-      </w:r>
-      <w:proofErr w:type="spellEnd"/>
-      <w:r>
-        <w:t xml:space="preserve"> watermark </w:t>
-      </w:r>
-      <w:proofErr w:type="spellStart"/>
-      <w:r>
-        <w:t>akan</w:t>
-      </w:r>
-      <w:proofErr w:type="spellEnd"/>
-      <w:r>
-        <w:t xml:space="preserve"> </w:t>
-      </w:r>
-      <w:proofErr w:type="spellStart"/>
-      <w:r>
-        <w:t>lebih</w:t>
-      </w:r>
-      <w:proofErr w:type="spellEnd"/>
-      <w:r>
-        <w:t xml:space="preserve"> </w:t>
-      </w:r>
-      <w:proofErr w:type="spellStart"/>
-      <w:r>
-        <w:t>signifikan</w:t>
-      </w:r>
-      <w:proofErr w:type="spellEnd"/>
-      <w:r>
-        <w:t>.</w:t>
+        <w:t>(Y) lebih sensitif dan JPEG bekerja dominan di Y sehingga watermark akan lebih signifikan.</w:t>
       </w:r>
     </w:p>
     <w:p>
@@ -1604,230 +617,12 @@
       </w:r>
     </w:p>
     <w:p>
-      <w:proofErr w:type="spellStart"/>
       <w:r>
         <w:lastRenderedPageBreak/>
-        <w:t>Setelah</w:t>
-      </w:r>
-      <w:proofErr w:type="spellEnd"/>
-      <w:r>
-        <w:t xml:space="preserve"> </w:t>
-      </w:r>
-      <w:proofErr w:type="spellStart"/>
-      <w:r>
-        <w:t>dipisah</w:t>
-      </w:r>
-      <w:proofErr w:type="spellEnd"/>
-      <w:r>
-        <w:t xml:space="preserve"> </w:t>
-      </w:r>
-      <w:proofErr w:type="spellStart"/>
-      <w:r>
-        <w:t>menjadi</w:t>
-      </w:r>
-      <w:proofErr w:type="spellEnd"/>
-      <w:r>
-        <w:t xml:space="preserve"> </w:t>
-      </w:r>
-      <w:proofErr w:type="spellStart"/>
-      <w:r>
-        <w:t>YCbCr</w:t>
-      </w:r>
-      <w:proofErr w:type="spellEnd"/>
-      <w:r>
-        <w:t xml:space="preserve">, </w:t>
-      </w:r>
-      <w:proofErr w:type="spellStart"/>
-      <w:r>
-        <w:t>akan</w:t>
-      </w:r>
-      <w:proofErr w:type="spellEnd"/>
-      <w:r>
-        <w:t xml:space="preserve"> </w:t>
-      </w:r>
-      <w:proofErr w:type="spellStart"/>
-      <w:r>
-        <w:t>diloop</w:t>
-      </w:r>
-      <w:proofErr w:type="spellEnd"/>
-      <w:r>
-        <w:t xml:space="preserve"> per </w:t>
-      </w:r>
-      <w:proofErr w:type="spellStart"/>
-      <w:r>
-        <w:t>blok</w:t>
-      </w:r>
-      <w:proofErr w:type="spellEnd"/>
-      <w:r>
-        <w:t xml:space="preserve"> 8*8 </w:t>
-      </w:r>
-      <w:proofErr w:type="spellStart"/>
-      <w:r>
-        <w:t>untuk</w:t>
-      </w:r>
-      <w:proofErr w:type="spellEnd"/>
-      <w:r>
-        <w:t xml:space="preserve"> </w:t>
-      </w:r>
-      <w:proofErr w:type="spellStart"/>
-      <w:r>
-        <w:t>discan</w:t>
-      </w:r>
-      <w:proofErr w:type="spellEnd"/>
-      <w:r>
-        <w:t xml:space="preserve"> </w:t>
-      </w:r>
-      <w:proofErr w:type="spellStart"/>
-      <w:r>
-        <w:t>kemudian</w:t>
-      </w:r>
-      <w:proofErr w:type="spellEnd"/>
-      <w:r>
-        <w:t xml:space="preserve"> </w:t>
-      </w:r>
-      <w:proofErr w:type="spellStart"/>
-      <w:r>
-        <w:t>akan</w:t>
-      </w:r>
-      <w:proofErr w:type="spellEnd"/>
-      <w:r>
-        <w:t xml:space="preserve"> </w:t>
-      </w:r>
-      <w:proofErr w:type="spellStart"/>
-      <w:r>
-        <w:t>ditransformasi</w:t>
-      </w:r>
-      <w:proofErr w:type="spellEnd"/>
-      <w:r>
-        <w:t xml:space="preserve"> </w:t>
-      </w:r>
-      <w:proofErr w:type="spellStart"/>
-      <w:r>
-        <w:t>ke</w:t>
-      </w:r>
-      <w:proofErr w:type="spellEnd"/>
-      <w:r>
-        <w:t xml:space="preserve"> domain </w:t>
-      </w:r>
-      <w:proofErr w:type="spellStart"/>
-      <w:r>
-        <w:t>frekuensi</w:t>
-      </w:r>
-      <w:proofErr w:type="spellEnd"/>
-      <w:r>
-        <w:t xml:space="preserve"> </w:t>
-      </w:r>
-      <w:proofErr w:type="gramStart"/>
-      <w:r>
-        <w:t xml:space="preserve">( </w:t>
-      </w:r>
-      <w:proofErr w:type="spellStart"/>
-      <w:r>
-        <w:t>dct</w:t>
-      </w:r>
-      <w:proofErr w:type="gramEnd"/>
-      <w:r>
-        <w:t>_block</w:t>
-      </w:r>
-      <w:proofErr w:type="spellEnd"/>
-      <w:r>
-        <w:t xml:space="preserve"> = cv2.dct(block</w:t>
-      </w:r>
-      <w:proofErr w:type="gramStart"/>
-      <w:r>
-        <w:t>) )</w:t>
-      </w:r>
-      <w:proofErr w:type="gramEnd"/>
-      <w:r>
-        <w:t xml:space="preserve">. Lalu, </w:t>
-      </w:r>
-      <w:proofErr w:type="spellStart"/>
-      <w:r>
-        <w:t>koefisien</w:t>
-      </w:r>
-      <w:proofErr w:type="spellEnd"/>
-      <w:r>
-        <w:t xml:space="preserve"> DCT </w:t>
-      </w:r>
-      <w:proofErr w:type="spellStart"/>
-      <w:r>
-        <w:t>akan</w:t>
-      </w:r>
-      <w:proofErr w:type="spellEnd"/>
-      <w:r>
-        <w:t xml:space="preserve"> </w:t>
-      </w:r>
-      <w:proofErr w:type="spellStart"/>
-      <w:r>
-        <w:t>dimmodifikasi</w:t>
-      </w:r>
-      <w:proofErr w:type="spellEnd"/>
-      <w:r>
-        <w:t xml:space="preserve"> </w:t>
-      </w:r>
-      <w:proofErr w:type="spellStart"/>
-      <w:r>
-        <w:t>dengan</w:t>
-      </w:r>
-      <w:proofErr w:type="spellEnd"/>
-      <w:r>
-        <w:t xml:space="preserve"> </w:t>
-      </w:r>
-      <w:proofErr w:type="spellStart"/>
-      <w:r>
-        <w:t>menambahhkan</w:t>
-      </w:r>
-      <w:proofErr w:type="spellEnd"/>
-      <w:r>
-        <w:t xml:space="preserve"> alpha. </w:t>
-      </w:r>
-      <w:proofErr w:type="spellStart"/>
-      <w:r>
-        <w:t>Terakhir</w:t>
-      </w:r>
-      <w:proofErr w:type="spellEnd"/>
-      <w:r>
-        <w:t>, pada baris cv2.idct(</w:t>
-      </w:r>
-      <w:proofErr w:type="spellStart"/>
-      <w:r>
-        <w:t>dct_block</w:t>
-      </w:r>
-      <w:proofErr w:type="spellEnd"/>
-      <w:r>
-        <w:t xml:space="preserve">), domain </w:t>
-      </w:r>
-      <w:proofErr w:type="spellStart"/>
-      <w:r>
-        <w:t>frekuensi</w:t>
-      </w:r>
-      <w:proofErr w:type="spellEnd"/>
-      <w:r>
-        <w:t xml:space="preserve"> </w:t>
-      </w:r>
-      <w:proofErr w:type="spellStart"/>
-      <w:r>
-        <w:t>dikembalikan</w:t>
-      </w:r>
-      <w:proofErr w:type="spellEnd"/>
-      <w:r>
-        <w:t xml:space="preserve"> </w:t>
-      </w:r>
-      <w:proofErr w:type="spellStart"/>
-      <w:r>
-        <w:t>ke</w:t>
-      </w:r>
-      <w:proofErr w:type="spellEnd"/>
-      <w:r>
-        <w:t xml:space="preserve"> domain </w:t>
-      </w:r>
-      <w:proofErr w:type="spellStart"/>
-      <w:r>
-        <w:t>gambar</w:t>
-      </w:r>
-      <w:proofErr w:type="spellEnd"/>
-      <w:r>
-        <w:t>.</w:t>
+        <w:t>Setelah dipisah menjadi YCbCr, akan diloop per blok 8*8 untuk discan kemudian akan ditransformasi ke domain frekuensi ( dct_block = cv2.dct(block) )</w:t>
+      </w:r>
+      <w:r>
+        <w:t>. Lalu, koefisien DCT akan dimmodifikasi dengan menambahhkan alpha. Terakhir, pada baris cv2.idct(dct_block), domain frekuensi dikembalikan ke domain gambar.</w:t>
       </w:r>
     </w:p>
     <w:p/>
@@ -1893,213 +688,8 @@
       </w:r>
     </w:p>
     <w:p>
-      <w:proofErr w:type="spellStart"/>
-      <w:r>
-        <w:t>Fungsi</w:t>
-      </w:r>
-      <w:proofErr w:type="spellEnd"/>
-      <w:r>
-        <w:t xml:space="preserve"> </w:t>
-      </w:r>
-      <w:proofErr w:type="spellStart"/>
-      <w:r>
-        <w:t>jpeg_compress</w:t>
-      </w:r>
-      <w:proofErr w:type="spellEnd"/>
-      <w:r>
-        <w:t xml:space="preserve"> </w:t>
-      </w:r>
-      <w:proofErr w:type="spellStart"/>
-      <w:r>
-        <w:t>berperan</w:t>
-      </w:r>
-      <w:proofErr w:type="spellEnd"/>
-      <w:r>
-        <w:t xml:space="preserve"> </w:t>
-      </w:r>
-      <w:proofErr w:type="spellStart"/>
-      <w:r>
-        <w:t>untuk</w:t>
-      </w:r>
-      <w:proofErr w:type="spellEnd"/>
-      <w:r>
-        <w:t xml:space="preserve"> </w:t>
-      </w:r>
-      <w:proofErr w:type="spellStart"/>
-      <w:r>
-        <w:t>mengkompres</w:t>
-      </w:r>
-      <w:proofErr w:type="spellEnd"/>
-      <w:r>
-        <w:t xml:space="preserve"> JPEG </w:t>
-      </w:r>
-      <w:proofErr w:type="spellStart"/>
-      <w:r>
-        <w:t>dengan</w:t>
-      </w:r>
-      <w:proofErr w:type="spellEnd"/>
-      <w:r>
-        <w:t xml:space="preserve"> Quality Factor (QF) </w:t>
-      </w:r>
-      <w:proofErr w:type="spellStart"/>
-      <w:r>
-        <w:t>tertentu</w:t>
-      </w:r>
-      <w:proofErr w:type="spellEnd"/>
-      <w:r>
-        <w:t xml:space="preserve"> yang </w:t>
-      </w:r>
-      <w:proofErr w:type="spellStart"/>
-      <w:r>
-        <w:t>tertulis</w:t>
-      </w:r>
-      <w:proofErr w:type="spellEnd"/>
-      <w:r>
-        <w:t xml:space="preserve"> pada parameter quality. Jika QF </w:t>
-      </w:r>
-      <w:proofErr w:type="spellStart"/>
-      <w:r>
-        <w:t>kecil</w:t>
-      </w:r>
-      <w:proofErr w:type="spellEnd"/>
-      <w:r>
-        <w:t xml:space="preserve">, </w:t>
-      </w:r>
-      <w:proofErr w:type="spellStart"/>
-      <w:r>
-        <w:t>maka</w:t>
-      </w:r>
-      <w:proofErr w:type="spellEnd"/>
-      <w:r>
-        <w:t xml:space="preserve"> </w:t>
-      </w:r>
-      <w:proofErr w:type="spellStart"/>
-      <w:r>
-        <w:t>kompresi</w:t>
-      </w:r>
-      <w:proofErr w:type="spellEnd"/>
-      <w:r>
-        <w:t xml:space="preserve"> </w:t>
-      </w:r>
-      <w:proofErr w:type="spellStart"/>
-      <w:r>
-        <w:t>menguat</w:t>
-      </w:r>
-      <w:proofErr w:type="spellEnd"/>
-      <w:r>
-        <w:t xml:space="preserve"> dan </w:t>
-      </w:r>
-      <w:proofErr w:type="spellStart"/>
-      <w:r>
-        <w:t>kualitas</w:t>
-      </w:r>
-      <w:proofErr w:type="spellEnd"/>
-      <w:r>
-        <w:t xml:space="preserve"> </w:t>
-      </w:r>
-      <w:proofErr w:type="spellStart"/>
-      <w:r>
-        <w:t>akan</w:t>
-      </w:r>
-      <w:proofErr w:type="spellEnd"/>
-      <w:r>
-        <w:t xml:space="preserve"> </w:t>
-      </w:r>
-      <w:proofErr w:type="spellStart"/>
-      <w:r>
-        <w:t>menurun</w:t>
-      </w:r>
-      <w:proofErr w:type="spellEnd"/>
-      <w:r>
-        <w:t xml:space="preserve">, </w:t>
-      </w:r>
-      <w:proofErr w:type="spellStart"/>
-      <w:r>
-        <w:t>sedangkan</w:t>
-      </w:r>
-      <w:proofErr w:type="spellEnd"/>
-      <w:r>
-        <w:t xml:space="preserve"> </w:t>
-      </w:r>
-      <w:proofErr w:type="spellStart"/>
-      <w:r>
-        <w:t>jika</w:t>
-      </w:r>
-      <w:proofErr w:type="spellEnd"/>
-      <w:r>
-        <w:t xml:space="preserve"> QF </w:t>
-      </w:r>
-      <w:proofErr w:type="spellStart"/>
-      <w:r>
-        <w:t>besar</w:t>
-      </w:r>
-      <w:proofErr w:type="spellEnd"/>
-      <w:r>
-        <w:t xml:space="preserve">, </w:t>
-      </w:r>
-      <w:proofErr w:type="spellStart"/>
-      <w:r>
-        <w:t>maka</w:t>
-      </w:r>
-      <w:proofErr w:type="spellEnd"/>
-      <w:r>
-        <w:t xml:space="preserve"> </w:t>
-      </w:r>
-      <w:proofErr w:type="spellStart"/>
-      <w:r>
-        <w:t>kompresi</w:t>
-      </w:r>
-      <w:proofErr w:type="spellEnd"/>
-      <w:r>
-        <w:t xml:space="preserve"> </w:t>
-      </w:r>
-      <w:proofErr w:type="spellStart"/>
-      <w:r>
-        <w:t>akan</w:t>
-      </w:r>
-      <w:proofErr w:type="spellEnd"/>
-      <w:r>
-        <w:t xml:space="preserve"> </w:t>
-      </w:r>
-      <w:proofErr w:type="spellStart"/>
-      <w:r>
-        <w:t>ringan</w:t>
-      </w:r>
-      <w:proofErr w:type="spellEnd"/>
-      <w:r>
-        <w:t xml:space="preserve"> dan </w:t>
-      </w:r>
-      <w:proofErr w:type="spellStart"/>
-      <w:r>
-        <w:t>kualitas</w:t>
-      </w:r>
-      <w:proofErr w:type="spellEnd"/>
-      <w:r>
-        <w:t xml:space="preserve"> output </w:t>
-      </w:r>
-      <w:proofErr w:type="spellStart"/>
-      <w:r>
-        <w:t>akan</w:t>
-      </w:r>
-      <w:proofErr w:type="spellEnd"/>
-      <w:r>
-        <w:t xml:space="preserve"> </w:t>
-      </w:r>
-      <w:proofErr w:type="spellStart"/>
-      <w:r>
-        <w:t>lebih</w:t>
-      </w:r>
-      <w:proofErr w:type="spellEnd"/>
-      <w:r>
-        <w:t xml:space="preserve"> </w:t>
-      </w:r>
-      <w:proofErr w:type="spellStart"/>
-      <w:r>
-        <w:t>bagus</w:t>
-      </w:r>
-      <w:proofErr w:type="spellEnd"/>
-      <w:r>
-        <w:t>.</w:t>
+      <w:r>
+        <w:t>Fungsi jpeg_compress berperan untuk mengkompres JPEG dengan Quality Factor (QF) tertentu yang tertulis pada parameter quality. Jika QF kecil, maka kompresi menguat dan kualitas akan menurun, sedangkan jika QF besar, maka kompresi akan ringan dan kualitas output akan lebih bagus.</w:t>
       </w:r>
     </w:p>
     <w:p/>
@@ -2115,7 +705,6 @@
           <w:u w:val="single"/>
         </w:rPr>
       </w:pPr>
-      <w:proofErr w:type="spellStart"/>
       <w:r>
         <w:rPr>
           <w:b/>
@@ -2125,19 +714,7 @@
           <w:szCs w:val="32"/>
           <w:u w:val="single"/>
         </w:rPr>
-        <w:t>Evaluasi</w:t>
-      </w:r>
-      <w:proofErr w:type="spellEnd"/>
-      <w:r>
-        <w:rPr>
-          <w:b/>
-          <w:bCs/>
-          <w:color w:val="0E2841" w:themeColor="text2"/>
-          <w:sz w:val="32"/>
-          <w:szCs w:val="32"/>
-          <w:u w:val="single"/>
-        </w:rPr>
-        <w:t xml:space="preserve"> Kinerja Watermark</w:t>
+        <w:t>Evaluasi Kinerja Watermark</w:t>
       </w:r>
     </w:p>
     <w:p>
@@ -2147,87 +724,7 @@
         </w:tabs>
       </w:pPr>
       <w:r>
-        <w:t xml:space="preserve">Saya </w:t>
-      </w:r>
-      <w:proofErr w:type="spellStart"/>
-      <w:r>
-        <w:t>mengubah</w:t>
-      </w:r>
-      <w:proofErr w:type="spellEnd"/>
-      <w:r>
-        <w:t xml:space="preserve"> Quality Factor (QF) </w:t>
-      </w:r>
-      <w:proofErr w:type="spellStart"/>
-      <w:r>
-        <w:t>menjadi</w:t>
-      </w:r>
-      <w:proofErr w:type="spellEnd"/>
-      <w:r>
-        <w:t xml:space="preserve"> </w:t>
-      </w:r>
-      <w:proofErr w:type="spellStart"/>
-      <w:r>
-        <w:t>beberapa</w:t>
-      </w:r>
-      <w:proofErr w:type="spellEnd"/>
-      <w:r>
-        <w:t xml:space="preserve"> </w:t>
-      </w:r>
-      <w:proofErr w:type="spellStart"/>
-      <w:r>
-        <w:t>nilai</w:t>
-      </w:r>
-      <w:proofErr w:type="spellEnd"/>
-      <w:r>
-        <w:t xml:space="preserve"> </w:t>
-      </w:r>
-      <w:proofErr w:type="spellStart"/>
-      <w:r>
-        <w:t>dari</w:t>
-      </w:r>
-      <w:proofErr w:type="spellEnd"/>
-      <w:r>
-        <w:t xml:space="preserve"> </w:t>
-      </w:r>
-      <w:proofErr w:type="spellStart"/>
-      <w:r>
-        <w:t>rentang</w:t>
-      </w:r>
-      <w:proofErr w:type="spellEnd"/>
-      <w:r>
-        <w:t xml:space="preserve"> QF=10 </w:t>
-      </w:r>
-      <w:proofErr w:type="spellStart"/>
-      <w:r>
-        <w:t>hingga</w:t>
-      </w:r>
-      <w:proofErr w:type="spellEnd"/>
-      <w:r>
-        <w:t xml:space="preserve"> QF=100 </w:t>
-      </w:r>
-      <w:proofErr w:type="spellStart"/>
-      <w:r>
-        <w:t>dengan</w:t>
-      </w:r>
-      <w:proofErr w:type="spellEnd"/>
-      <w:r>
-        <w:t xml:space="preserve"> interval 5 dan </w:t>
-      </w:r>
-      <w:proofErr w:type="spellStart"/>
-      <w:r>
-        <w:t>menghasilkan</w:t>
-      </w:r>
-      <w:proofErr w:type="spellEnd"/>
-      <w:r>
-        <w:t xml:space="preserve"> output </w:t>
-      </w:r>
-      <w:proofErr w:type="spellStart"/>
-      <w:r>
-        <w:t>berikut</w:t>
-      </w:r>
-      <w:proofErr w:type="spellEnd"/>
-      <w:r>
-        <w:t>.</w:t>
+        <w:t>Saya mengubah Quality Factor (QF) menjadi beberapa nilai dari rentang QF=10 hingga QF=100 dengan interval 5 dan menghasilkan output berikut.</w:t>
       </w:r>
     </w:p>
     <w:p>
@@ -2291,302 +788,12 @@
           <w:tab w:val="left" w:pos="4019"/>
         </w:tabs>
       </w:pPr>
-      <w:proofErr w:type="spellStart"/>
       <w:r>
         <w:lastRenderedPageBreak/>
-        <w:t>Dapat</w:t>
-      </w:r>
-      <w:proofErr w:type="spellEnd"/>
-      <w:r>
-        <w:t xml:space="preserve"> </w:t>
-      </w:r>
-      <w:proofErr w:type="spellStart"/>
-      <w:r>
-        <w:t>dilihat</w:t>
-      </w:r>
-      <w:proofErr w:type="spellEnd"/>
-      <w:r>
-        <w:t xml:space="preserve"> </w:t>
-      </w:r>
-      <w:proofErr w:type="spellStart"/>
-      <w:r>
-        <w:t>bahwa</w:t>
-      </w:r>
-      <w:proofErr w:type="spellEnd"/>
-      <w:r>
-        <w:t xml:space="preserve"> watermark </w:t>
-      </w:r>
-      <w:proofErr w:type="spellStart"/>
-      <w:r>
-        <w:t>dapat</w:t>
-      </w:r>
-      <w:proofErr w:type="spellEnd"/>
-      <w:r>
-        <w:t xml:space="preserve"> </w:t>
-      </w:r>
-      <w:proofErr w:type="spellStart"/>
-      <w:r>
-        <w:t>diekstrak</w:t>
-      </w:r>
-      <w:proofErr w:type="spellEnd"/>
-      <w:r>
-        <w:t xml:space="preserve"> </w:t>
-      </w:r>
-      <w:proofErr w:type="spellStart"/>
-      <w:r>
-        <w:t>mulai</w:t>
-      </w:r>
-      <w:proofErr w:type="spellEnd"/>
-      <w:r>
-        <w:t xml:space="preserve"> </w:t>
-      </w:r>
-      <w:proofErr w:type="spellStart"/>
-      <w:r>
-        <w:t>dari</w:t>
-      </w:r>
-      <w:proofErr w:type="spellEnd"/>
-      <w:r>
-        <w:t xml:space="preserve"> QF 55 </w:t>
-      </w:r>
-      <w:proofErr w:type="spellStart"/>
-      <w:r>
-        <w:t>hingga</w:t>
-      </w:r>
-      <w:proofErr w:type="spellEnd"/>
-      <w:r>
-        <w:t xml:space="preserve"> 100. </w:t>
-      </w:r>
-      <w:proofErr w:type="spellStart"/>
-      <w:r>
-        <w:t>Sedangkan</w:t>
-      </w:r>
-      <w:proofErr w:type="spellEnd"/>
-      <w:r>
-        <w:t xml:space="preserve"> </w:t>
-      </w:r>
-      <w:proofErr w:type="spellStart"/>
-      <w:r>
-        <w:t>untuk</w:t>
-      </w:r>
-      <w:proofErr w:type="spellEnd"/>
-      <w:r>
-        <w:t xml:space="preserve"> QF&lt;= 50 </w:t>
-      </w:r>
-      <w:proofErr w:type="spellStart"/>
-      <w:r>
-        <w:t>tidak</w:t>
-      </w:r>
-      <w:proofErr w:type="spellEnd"/>
-      <w:r>
-        <w:t xml:space="preserve"> </w:t>
-      </w:r>
-      <w:proofErr w:type="spellStart"/>
-      <w:r>
-        <w:t>dapat</w:t>
-      </w:r>
-      <w:proofErr w:type="spellEnd"/>
-      <w:r>
-        <w:t xml:space="preserve"> </w:t>
-      </w:r>
-      <w:proofErr w:type="spellStart"/>
-      <w:r>
-        <w:t>diekstrak</w:t>
-      </w:r>
-      <w:proofErr w:type="spellEnd"/>
-      <w:r>
-        <w:t xml:space="preserve">. </w:t>
-      </w:r>
-      <w:proofErr w:type="spellStart"/>
-      <w:r>
-        <w:t>Outputnya</w:t>
-      </w:r>
-      <w:proofErr w:type="spellEnd"/>
-      <w:r>
-        <w:t xml:space="preserve">, </w:t>
-      </w:r>
-      <w:proofErr w:type="spellStart"/>
-      <w:r>
-        <w:t>untuk</w:t>
-      </w:r>
-      <w:proofErr w:type="spellEnd"/>
-      <w:r>
-        <w:t xml:space="preserve"> QF &gt;= 55, watermark </w:t>
-      </w:r>
-      <w:proofErr w:type="spellStart"/>
-      <w:r>
-        <w:t>akan</w:t>
-      </w:r>
-      <w:proofErr w:type="spellEnd"/>
-      <w:r>
-        <w:t xml:space="preserve"> </w:t>
-      </w:r>
-      <w:proofErr w:type="spellStart"/>
-      <w:r>
-        <w:t>terlihat</w:t>
-      </w:r>
-      <w:proofErr w:type="spellEnd"/>
-      <w:r>
-        <w:t xml:space="preserve"> </w:t>
-      </w:r>
-      <w:proofErr w:type="spellStart"/>
-      <w:r>
-        <w:t>halus</w:t>
-      </w:r>
-      <w:proofErr w:type="spellEnd"/>
-      <w:r>
-        <w:t xml:space="preserve"> </w:t>
-      </w:r>
-      <w:proofErr w:type="spellStart"/>
-      <w:r>
-        <w:t>sedangkan</w:t>
-      </w:r>
-      <w:proofErr w:type="spellEnd"/>
-      <w:r>
-        <w:t xml:space="preserve"> </w:t>
-      </w:r>
-      <w:proofErr w:type="spellStart"/>
-      <w:r>
-        <w:t>jika</w:t>
-      </w:r>
-      <w:proofErr w:type="spellEnd"/>
-      <w:r>
-        <w:t xml:space="preserve"> QF &lt;= 50, </w:t>
-      </w:r>
-      <w:proofErr w:type="spellStart"/>
-      <w:r>
-        <w:t>gambar</w:t>
-      </w:r>
-      <w:proofErr w:type="spellEnd"/>
-      <w:r>
-        <w:t xml:space="preserve"> </w:t>
-      </w:r>
-      <w:proofErr w:type="spellStart"/>
-      <w:r>
-        <w:t>akan</w:t>
-      </w:r>
-      <w:proofErr w:type="spellEnd"/>
-      <w:r>
-        <w:t xml:space="preserve"> </w:t>
-      </w:r>
-      <w:proofErr w:type="spellStart"/>
-      <w:r>
-        <w:t>terlihat</w:t>
-      </w:r>
-      <w:proofErr w:type="spellEnd"/>
-      <w:r>
-        <w:t xml:space="preserve"> </w:t>
-      </w:r>
-      <w:proofErr w:type="spellStart"/>
-      <w:r>
-        <w:t>buram</w:t>
-      </w:r>
-      <w:proofErr w:type="spellEnd"/>
-      <w:r>
-        <w:t xml:space="preserve">. </w:t>
-      </w:r>
-      <w:proofErr w:type="spellStart"/>
-      <w:r>
-        <w:t>Contohnya</w:t>
-      </w:r>
-      <w:proofErr w:type="spellEnd"/>
-      <w:r>
-        <w:t xml:space="preserve"> </w:t>
-      </w:r>
-      <w:proofErr w:type="spellStart"/>
-      <w:r>
-        <w:t>dapat</w:t>
-      </w:r>
-      <w:proofErr w:type="spellEnd"/>
-      <w:r>
-        <w:t xml:space="preserve"> </w:t>
-      </w:r>
-      <w:proofErr w:type="spellStart"/>
-      <w:r>
-        <w:t>dilihat</w:t>
-      </w:r>
-      <w:proofErr w:type="spellEnd"/>
-      <w:r>
-        <w:t xml:space="preserve"> pada </w:t>
-      </w:r>
-      <w:proofErr w:type="spellStart"/>
-      <w:r>
-        <w:t>gambar</w:t>
-      </w:r>
-      <w:proofErr w:type="spellEnd"/>
-      <w:r>
-        <w:t xml:space="preserve"> di </w:t>
-      </w:r>
-      <w:proofErr w:type="spellStart"/>
-      <w:r>
-        <w:t>bawah</w:t>
-      </w:r>
-      <w:proofErr w:type="spellEnd"/>
-      <w:r>
-        <w:t xml:space="preserve"> </w:t>
-      </w:r>
-      <w:proofErr w:type="spellStart"/>
-      <w:r>
-        <w:t>ini</w:t>
-      </w:r>
-      <w:proofErr w:type="spellEnd"/>
-      <w:r>
-        <w:t xml:space="preserve"> (</w:t>
-      </w:r>
-      <w:proofErr w:type="spellStart"/>
-      <w:r>
-        <w:t>gambar</w:t>
-      </w:r>
-      <w:proofErr w:type="spellEnd"/>
-      <w:r>
-        <w:t xml:space="preserve"> </w:t>
-      </w:r>
-      <w:proofErr w:type="spellStart"/>
-      <w:r>
-        <w:t>saya</w:t>
-      </w:r>
-      <w:proofErr w:type="spellEnd"/>
-      <w:r>
-        <w:t xml:space="preserve"> zoom </w:t>
-      </w:r>
-      <w:proofErr w:type="spellStart"/>
-      <w:r>
-        <w:t>supaya</w:t>
-      </w:r>
-      <w:proofErr w:type="spellEnd"/>
-      <w:r>
-        <w:t xml:space="preserve"> </w:t>
-      </w:r>
-      <w:proofErr w:type="spellStart"/>
-      <w:r>
-        <w:t>perbedaan</w:t>
-      </w:r>
-      <w:proofErr w:type="spellEnd"/>
-      <w:r>
-        <w:t xml:space="preserve"> </w:t>
-      </w:r>
-      <w:proofErr w:type="spellStart"/>
-      <w:r>
-        <w:t>terlihat</w:t>
-      </w:r>
-      <w:proofErr w:type="spellEnd"/>
-      <w:r>
-        <w:t xml:space="preserve"> </w:t>
-      </w:r>
-      <w:proofErr w:type="spellStart"/>
-      <w:r>
-        <w:t>lebih</w:t>
-      </w:r>
-      <w:proofErr w:type="spellEnd"/>
-      <w:r>
-        <w:t xml:space="preserve"> </w:t>
-      </w:r>
-      <w:proofErr w:type="spellStart"/>
-      <w:r>
-        <w:t>jelas</w:t>
-      </w:r>
-      <w:proofErr w:type="spellEnd"/>
-      <w:r>
-        <w:t>):</w:t>
+        <w:t xml:space="preserve">Dapat dilihat bahwa watermark dapat diekstrak mulai dari QF 55 hingga 100. Sedangkan untuk QF&lt;= 50 tidak dapat diekstrak. </w:t>
+      </w:r>
+      <w:r>
+        <w:t>Outputnya, untuk QF &gt;= 55, watermark akan terlihat halus sedangkan jika QF &lt;= 50, gambar akan terlihat buram. Contohnya dapat dilihat pada gambar di bawah ini (gambar saya zoom supaya perbedaan terlihat lebih jelas):</w:t>
       </w:r>
     </w:p>
     <w:p>
@@ -2616,25 +823,7 @@
           <w:bCs/>
           <w:u w:val="single"/>
         </w:rPr>
-        <w:t xml:space="preserve"> (</w:t>
-      </w:r>
-      <w:proofErr w:type="spellStart"/>
-      <w:r>
-        <w:rPr>
-          <w:b/>
-          <w:bCs/>
-          <w:u w:val="single"/>
-        </w:rPr>
-        <w:t>tidak</w:t>
-      </w:r>
-      <w:proofErr w:type="spellEnd"/>
-      <w:r>
-        <w:rPr>
-          <w:b/>
-          <w:bCs/>
-          <w:u w:val="single"/>
-        </w:rPr>
-        <w:t xml:space="preserve"> </w:t>
+        <w:t xml:space="preserve"> (tidak </w:t>
       </w:r>
       <w:r>
         <w:rPr>
@@ -2663,9 +852,9 @@
           <w:noProof/>
         </w:rPr>
         <w:drawing>
-          <wp:inline distT="0" distB="0" distL="0" distR="0" wp14:anchorId="75F9A27B" wp14:editId="69E55711">
-            <wp:extent cx="2921000" cy="1622973"/>
-            <wp:effectExtent l="0" t="0" r="0" b="0"/>
+          <wp:inline distT="0" distB="0" distL="0" distR="0" wp14:anchorId="75F9A27B" wp14:editId="0FC7920C">
+            <wp:extent cx="2815628" cy="1564425"/>
+            <wp:effectExtent l="0" t="0" r="3810" b="0"/>
             <wp:docPr id="1971549388" name="Picture 1"/>
             <wp:cNvGraphicFramePr>
               <a:graphicFrameLocks xmlns:a="http://schemas.openxmlformats.org/drawingml/2006/main" noChangeAspect="1"/>
@@ -2695,7 +884,7 @@
                   <pic:spPr bwMode="auto">
                     <a:xfrm>
                       <a:off x="0" y="0"/>
-                      <a:ext cx="2944776" cy="1636183"/>
+                      <a:ext cx="2841334" cy="1578708"/>
                     </a:xfrm>
                     <a:prstGeom prst="rect">
                       <a:avLst/>
@@ -2798,9 +987,9 @@
           <w:u w:val="single"/>
         </w:rPr>
         <w:drawing>
-          <wp:inline distT="0" distB="0" distL="0" distR="0" wp14:anchorId="73D31062" wp14:editId="44A87C8A">
-            <wp:extent cx="2921000" cy="1714500"/>
-            <wp:effectExtent l="0" t="0" r="0" b="0"/>
+          <wp:inline distT="0" distB="0" distL="0" distR="0" wp14:anchorId="73D31062" wp14:editId="1ED50FCC">
+            <wp:extent cx="2814978" cy="1579843"/>
+            <wp:effectExtent l="0" t="0" r="4445" b="1905"/>
             <wp:docPr id="389171539" name="Picture 3"/>
             <wp:cNvGraphicFramePr>
               <a:graphicFrameLocks xmlns:a="http://schemas.openxmlformats.org/drawingml/2006/main" noChangeAspect="1"/>
@@ -2822,7 +1011,7 @@
                         </a:ext>
                       </a:extLst>
                     </a:blip>
-                    <a:srcRect l="33188" t="47622" r="35218" b="37538"/>
+                    <a:srcRect l="33188" t="48272" r="35218" b="37538"/>
                     <a:stretch>
                       <a:fillRect/>
                     </a:stretch>
@@ -2830,7 +1019,7 @@
                   <pic:spPr bwMode="auto">
                     <a:xfrm>
                       <a:off x="0" y="0"/>
-                      <a:ext cx="2932994" cy="1721540"/>
+                      <a:ext cx="2829623" cy="1588062"/>
                     </a:xfrm>
                     <a:prstGeom prst="rect">
                       <a:avLst/>
@@ -2860,6 +1049,24 @@
         <w:rPr>
           <w:b/>
           <w:bCs/>
+        </w:rPr>
+      </w:pPr>
+      <w:r>
+        <w:rPr>
+          <w:b/>
+          <w:bCs/>
+        </w:rPr>
+        <w:t>Perbandingan output foto dengan berbagai nilai QF terdapat pada folder watermark_output</w:t>
+      </w:r>
+    </w:p>
+    <w:p>
+      <w:pPr>
+        <w:tabs>
+          <w:tab w:val="left" w:pos="4019"/>
+        </w:tabs>
+        <w:rPr>
+          <w:b/>
+          <w:bCs/>
           <w:color w:val="215E99" w:themeColor="text2" w:themeTint="BF"/>
           <w:sz w:val="32"/>
           <w:szCs w:val="32"/>
@@ -2929,9 +1136,9 @@
           <w:szCs w:val="32"/>
         </w:rPr>
         <w:drawing>
-          <wp:inline distT="0" distB="0" distL="0" distR="0" wp14:anchorId="76AA84A3" wp14:editId="5A62BA5F">
-            <wp:extent cx="5454502" cy="2727251"/>
-            <wp:effectExtent l="0" t="0" r="0" b="0"/>
+          <wp:inline distT="0" distB="0" distL="0" distR="0" wp14:anchorId="76AA84A3" wp14:editId="70E3963E">
+            <wp:extent cx="5502303" cy="2602115"/>
+            <wp:effectExtent l="0" t="0" r="3175" b="8255"/>
             <wp:docPr id="495676954" name="Picture 4"/>
             <wp:cNvGraphicFramePr>
               <a:graphicFrameLocks xmlns:a="http://schemas.openxmlformats.org/drawingml/2006/main" noChangeAspect="1"/>
@@ -2945,7 +1152,7 @@
                       <a:picLocks noChangeAspect="1" noChangeArrowheads="1"/>
                     </pic:cNvPicPr>
                   </pic:nvPicPr>
-                  <pic:blipFill>
+                  <pic:blipFill rotWithShape="1">
                     <a:blip r:embed="rId16" cstate="print">
                       <a:extLst>
                         <a:ext uri="{28A0092B-C50C-407E-A947-70E740481C1C}">
@@ -2953,7 +1160,7 @@
                         </a:ext>
                       </a:extLst>
                     </a:blip>
-                    <a:srcRect/>
+                    <a:srcRect t="5417"/>
                     <a:stretch>
                       <a:fillRect/>
                     </a:stretch>
@@ -2961,7 +1168,7 @@
                   <pic:spPr bwMode="auto">
                     <a:xfrm>
                       <a:off x="0" y="0"/>
-                      <a:ext cx="5464360" cy="2732180"/>
+                      <a:ext cx="5502303" cy="2602115"/>
                     </a:xfrm>
                     <a:prstGeom prst="rect">
                       <a:avLst/>
@@ -2970,6 +1177,11 @@
                     <a:ln>
                       <a:noFill/>
                     </a:ln>
+                    <a:extLst>
+                      <a:ext uri="{53640926-AAD7-44D8-BBD7-CCE9431645EC}">
+                        <a14:shadowObscured xmlns:a14="http://schemas.microsoft.com/office/drawing/2010/main"/>
+                      </a:ext>
+                    </a:extLst>
                   </pic:spPr>
                 </pic:pic>
               </a:graphicData>
@@ -2983,6 +1195,77 @@
         <w:tabs>
           <w:tab w:val="left" w:pos="4019"/>
         </w:tabs>
+      </w:pPr>
+      <w:r>
+        <w:lastRenderedPageBreak/>
+        <w:t xml:space="preserve">Pada perbandingan hasil ekstraksi watermark pada berbagai level QF, dapat terlihat bahwa pada QF &lt;= 50 (misalnya pada QF=10 dan QF=30 yang memiliki label </w:t>
+      </w:r>
+      <w:r>
+        <w:rPr>
+          <w:i/>
+          <w:iCs/>
+        </w:rPr>
+        <w:t>destroyed</w:t>
+      </w:r>
+      <w:r>
+        <w:t xml:space="preserve">), hasil ekstraksi watermark membentuk siluet dari foto yang diimport. Hal ini disebabkan karena foto memiliki latar belakang putih polos sehingga </w:t>
+      </w:r>
+      <w:r>
+        <w:t>pada area latar belakang memiliki frekuensi rendah, dan ketika di-</w:t>
+      </w:r>
+      <w:r>
+        <w:rPr>
+          <w:i/>
+          <w:iCs/>
+        </w:rPr>
+        <w:t xml:space="preserve">quantize </w:t>
+      </w:r>
+      <w:r>
+        <w:t>akan menjadi 0 dan watermark yang ditanam hilang sepenuhnya.</w:t>
+      </w:r>
+    </w:p>
+    <w:p>
+      <w:pPr>
+        <w:tabs>
+          <w:tab w:val="left" w:pos="4019"/>
+        </w:tabs>
+        <w:rPr>
+          <w:color w:val="215E99" w:themeColor="text2" w:themeTint="BF"/>
+          <w:sz w:val="32"/>
+          <w:szCs w:val="32"/>
+        </w:rPr>
+      </w:pPr>
+      <w:r>
+        <w:t xml:space="preserve">Di sisi lain, pada QF &gt;=55 (misalnya pada QF = 70 dan QF = 95 yang memiliki label </w:t>
+      </w:r>
+      <w:r>
+        <w:rPr>
+          <w:i/>
+          <w:iCs/>
+        </w:rPr>
+        <w:t>extractable</w:t>
+      </w:r>
+      <w:r>
+        <w:t>), watermark dapat diekstraksi sepenuhnya karena di QF yang tinggi, nilai table kuantisasinya kecil sehingga hamper tidak ada koefisien yang dibuang.</w:t>
+      </w:r>
+    </w:p>
+    <w:p>
+      <w:pPr>
+        <w:tabs>
+          <w:tab w:val="left" w:pos="4019"/>
+        </w:tabs>
+        <w:rPr>
+          <w:color w:val="215E99" w:themeColor="text2" w:themeTint="BF"/>
+          <w:sz w:val="32"/>
+          <w:szCs w:val="32"/>
+        </w:rPr>
+      </w:pPr>
+    </w:p>
+    <w:p>
+      <w:pPr>
+        <w:tabs>
+          <w:tab w:val="left" w:pos="4019"/>
+        </w:tabs>
         <w:rPr>
           <w:b/>
           <w:bCs/>
@@ -2994,7 +1277,6 @@
           <w:u w:val="single"/>
         </w:rPr>
       </w:pPr>
-      <w:proofErr w:type="spellStart"/>
       <w:r>
         <w:rPr>
           <w:b/>
@@ -3006,22 +1288,7 @@
           <w:szCs w:val="32"/>
           <w:u w:val="single"/>
         </w:rPr>
-        <w:lastRenderedPageBreak/>
-        <w:t>Grafik</w:t>
-      </w:r>
-      <w:proofErr w:type="spellEnd"/>
-      <w:r>
-        <w:rPr>
-          <w:b/>
-          <w:bCs/>
-          <w:i/>
-          <w:iCs/>
-          <w:color w:val="0E2841" w:themeColor="text2"/>
-          <w:sz w:val="32"/>
-          <w:szCs w:val="32"/>
-          <w:u w:val="single"/>
-        </w:rPr>
-        <w:t xml:space="preserve"> Quality Factor</w:t>
+        <w:t>Grafik Quality Factor</w:t>
       </w:r>
     </w:p>
     <w:p>
@@ -3047,7 +1314,7 @@
           <w:szCs w:val="32"/>
         </w:rPr>
         <w:drawing>
-          <wp:inline distT="0" distB="0" distL="0" distR="0" wp14:anchorId="28DE8C73" wp14:editId="0037CB52">
+          <wp:inline distT="0" distB="0" distL="0" distR="0" wp14:anchorId="28DE8C73" wp14:editId="4714D6BC">
             <wp:extent cx="5731510" cy="1910080"/>
             <wp:effectExtent l="0" t="0" r="2540" b="0"/>
             <wp:docPr id="130629237" name="Picture 1"/>
@@ -3828,7 +2095,7 @@
   <w:style w:type="paragraph" w:default="1" w:styleId="Normal">
     <w:name w:val="Normal"/>
     <w:qFormat/>
-    <w:rsid w:val="00DB6DCB"/>
+    <w:rsid w:val="00D500A8"/>
   </w:style>
   <w:style w:type="paragraph" w:styleId="Heading1">
     <w:name w:val="heading 1"/>
